--- a/28_The_Jamaican_Maroons_Student_Worksheet.docx
+++ b/28_The_Jamaican_Maroons_Student_Worksheet.docx
@@ -4,7 +4,7 @@
   <w:body>
     <w:p>
       <w:pPr>
-        <w:spacing w:before="0" w:after="40"/>
+        <w:spacing w:before="0" w:after="34"/>
       </w:pPr>
       <w:r>
         <w:rPr>
@@ -19,7 +19,7 @@
     </w:p>
     <w:p>
       <w:pPr>
-        <w:spacing w:before="0" w:after="40"/>
+        <w:spacing w:before="0" w:after="34"/>
       </w:pPr>
       <w:r>
         <w:rPr>
@@ -34,7 +34,7 @@
     </w:p>
     <w:p>
       <w:pPr>
-        <w:spacing w:before="0" w:after="120"/>
+        <w:spacing w:before="0" w:after="102"/>
       </w:pPr>
       <w:r>
         <w:rPr>
@@ -133,7 +133,7 @@
     </w:tbl>
     <w:p>
       <w:pPr>
-        <w:spacing w:before="100" w:after="160"/>
+        <w:spacing w:before="85" w:after="136"/>
       </w:pPr>
       <w:r>
         <w:rPr>
@@ -266,7 +266,7 @@
           <w:right w:val="single" w:sz="4" w:space="6" w:color="CE1126"/>
         </w:pBdr>
         <w:shd w:val="clear" w:color="auto" w:fill="CE1126"/>
-        <w:spacing w:before="200" w:after="120"/>
+        <w:spacing w:before="170" w:after="102"/>
         <w:ind w:left="68" w:right="68"/>
       </w:pPr>
       <w:r>
@@ -283,7 +283,7 @@
     <w:p>
       <w:pPr>
         <w:keepNext/>
-        <w:spacing w:before="0" w:after="80"/>
+        <w:spacing w:before="0" w:after="68"/>
       </w:pPr>
       <w:r>
         <w:rPr>
@@ -298,7 +298,7 @@
     </w:p>
     <w:p>
       <w:pPr>
-        <w:spacing w:after="60"/>
+        <w:spacing w:after="51"/>
         <w:ind w:left="454" w:hanging="255"/>
       </w:pPr>
       <w:r>
@@ -324,7 +324,7 @@
     </w:p>
     <w:p>
       <w:pPr>
-        <w:spacing w:after="60"/>
+        <w:spacing w:after="51"/>
         <w:ind w:left="454" w:hanging="255"/>
       </w:pPr>
       <w:r>
@@ -350,7 +350,7 @@
     </w:p>
     <w:p>
       <w:pPr>
-        <w:spacing w:after="60"/>
+        <w:spacing w:after="51"/>
         <w:ind w:left="454" w:hanging="255"/>
       </w:pPr>
       <w:r>
@@ -376,7 +376,7 @@
     </w:p>
     <w:p>
       <w:pPr>
-        <w:spacing w:before="0" w:after="160"/>
+        <w:spacing w:before="0" w:after="136"/>
         <w:jc w:val="center"/>
       </w:pPr>
       <w:r>
@@ -400,7 +400,7 @@
           <w:right w:val="single" w:sz="4" w:space="6" w:color="E8A800"/>
         </w:pBdr>
         <w:shd w:val="clear" w:color="auto" w:fill="E8A800"/>
-        <w:spacing w:before="200" w:after="120"/>
+        <w:spacing w:before="170" w:after="102"/>
         <w:ind w:left="68" w:right="68"/>
       </w:pPr>
       <w:r>
@@ -417,7 +417,7 @@
     <w:p>
       <w:pPr>
         <w:keepNext/>
-        <w:spacing w:before="40" w:after="60"/>
+        <w:spacing w:before="34" w:after="51"/>
       </w:pPr>
       <w:r>
         <w:rPr>
@@ -443,7 +443,7 @@
     <w:p>
       <w:pPr>
         <w:keepNext/>
-        <w:spacing w:before="0" w:after="40"/>
+        <w:spacing w:before="0" w:after="34"/>
       </w:pPr>
       <w:r>
         <w:rPr>
@@ -530,7 +530,7 @@
           <w:right w:val="single" w:sz="4" w:space="6" w:color="007A3D"/>
         </w:pBdr>
         <w:shd w:val="clear" w:color="auto" w:fill="007A3D"/>
-        <w:spacing w:before="200" w:after="120"/>
+        <w:spacing w:before="170" w:after="102"/>
         <w:ind w:left="68" w:right="68"/>
       </w:pPr>
       <w:r>
@@ -547,7 +547,7 @@
     <w:p>
       <w:pPr>
         <w:keepNext/>
-        <w:spacing w:before="80" w:after="60"/>
+        <w:spacing w:before="68" w:after="51"/>
       </w:pPr>
       <w:r>
         <w:rPr>
@@ -562,7 +562,7 @@
     </w:p>
     <w:p>
       <w:pPr>
-        <w:spacing w:before="0" w:after="120"/>
+        <w:spacing w:before="0" w:after="102"/>
       </w:pPr>
       <w:r>
         <w:rPr>
@@ -578,7 +578,7 @@
     <w:p>
       <w:pPr>
         <w:keepNext/>
-        <w:spacing w:before="80" w:after="60"/>
+        <w:spacing w:before="68" w:after="51"/>
       </w:pPr>
       <w:r>
         <w:rPr>
@@ -593,7 +593,7 @@
     </w:p>
     <w:p>
       <w:pPr>
-        <w:spacing w:before="0" w:after="120"/>
+        <w:spacing w:before="0" w:after="102"/>
       </w:pPr>
       <w:r>
         <w:rPr>
@@ -609,13 +609,13 @@
     <w:p>
       <w:pPr>
         <w:keepNext/>
-        <w:spacing w:after="40"/>
+        <w:spacing w:after="34"/>
         <w:jc w:val="center"/>
       </w:pPr>
       <w:r>
         <w:drawing>
           <wp:inline xmlns:a="http://schemas.openxmlformats.org/drawingml/2006/main" xmlns:pic="http://schemas.openxmlformats.org/drawingml/2006/picture">
-            <wp:extent cx="2679069" cy="1799999"/>
+            <wp:extent cx="2277208" cy="1529999"/>
             <wp:docPr id="1" name="Picture 1"/>
             <wp:cNvGraphicFramePr>
               <a:graphicFrameLocks noChangeAspect="1"/>
@@ -636,7 +636,7 @@
                   <pic:spPr>
                     <a:xfrm>
                       <a:off x="0" y="0"/>
-                      <a:ext cx="2679069" cy="1799999"/>
+                      <a:ext cx="2277208" cy="1529999"/>
                     </a:xfrm>
                     <a:prstGeom prst="rect"/>
                   </pic:spPr>
@@ -652,7 +652,7 @@
       <w:r>
         <w:drawing>
           <wp:inline xmlns:a="http://schemas.openxmlformats.org/drawingml/2006/main" xmlns:pic="http://schemas.openxmlformats.org/drawingml/2006/picture">
-            <wp:extent cx="1800000" cy="1800000"/>
+            <wp:extent cx="1530000" cy="1530000"/>
             <wp:docPr id="2" name="Picture 2"/>
             <wp:cNvGraphicFramePr>
               <a:graphicFrameLocks noChangeAspect="1"/>
@@ -673,7 +673,7 @@
                   <pic:spPr>
                     <a:xfrm>
                       <a:off x="0" y="0"/>
-                      <a:ext cx="1800000" cy="1800000"/>
+                      <a:ext cx="1530000" cy="1530000"/>
                     </a:xfrm>
                     <a:prstGeom prst="rect"/>
                   </pic:spPr>
@@ -686,7 +686,7 @@
     </w:p>
     <w:p>
       <w:pPr>
-        <w:spacing w:before="0" w:after="160"/>
+        <w:spacing w:before="0" w:after="136"/>
         <w:jc w:val="center"/>
       </w:pPr>
       <w:r>
@@ -703,7 +703,7 @@
     <w:p>
       <w:pPr>
         <w:keepNext/>
-        <w:spacing w:before="80" w:after="60"/>
+        <w:spacing w:before="68" w:after="51"/>
       </w:pPr>
       <w:r>
         <w:rPr>
@@ -718,7 +718,7 @@
     </w:p>
     <w:p>
       <w:pPr>
-        <w:spacing w:before="0" w:after="120"/>
+        <w:spacing w:before="0" w:after="102"/>
       </w:pPr>
       <w:r>
         <w:rPr>
@@ -734,13 +734,13 @@
     <w:p>
       <w:pPr>
         <w:keepNext/>
-        <w:spacing w:after="40"/>
+        <w:spacing w:after="34"/>
         <w:jc w:val="center"/>
       </w:pPr>
       <w:r>
         <w:drawing>
           <wp:inline xmlns:a="http://schemas.openxmlformats.org/drawingml/2006/main" xmlns:pic="http://schemas.openxmlformats.org/drawingml/2006/picture">
-            <wp:extent cx="5580000" cy="1554086"/>
+            <wp:extent cx="4743000" cy="1320973"/>
             <wp:docPr id="3" name="Picture 3"/>
             <wp:cNvGraphicFramePr>
               <a:graphicFrameLocks noChangeAspect="1"/>
@@ -761,7 +761,7 @@
                   <pic:spPr>
                     <a:xfrm>
                       <a:off x="0" y="0"/>
-                      <a:ext cx="5580000" cy="1554086"/>
+                      <a:ext cx="4743000" cy="1320973"/>
                     </a:xfrm>
                     <a:prstGeom prst="rect"/>
                   </pic:spPr>
@@ -774,7 +774,7 @@
     </w:p>
     <w:p>
       <w:pPr>
-        <w:spacing w:before="0" w:after="160"/>
+        <w:spacing w:before="0" w:after="136"/>
         <w:jc w:val="center"/>
       </w:pPr>
       <w:r>
@@ -821,7 +821,7 @@
           </w:tcPr>
           <w:p>
             <w:pPr>
-              <w:spacing w:after="60"/>
+              <w:spacing w:after="51"/>
             </w:pPr>
             <w:r>
               <w:rPr>
@@ -865,7 +865,7 @@
     <w:p>
       <w:pPr>
         <w:keepNext/>
-        <w:spacing w:before="80" w:after="60"/>
+        <w:spacing w:before="68" w:after="51"/>
       </w:pPr>
       <w:r>
         <w:rPr>
@@ -880,7 +880,7 @@
     </w:p>
     <w:p>
       <w:pPr>
-        <w:spacing w:before="0" w:after="120"/>
+        <w:spacing w:before="0" w:after="102"/>
       </w:pPr>
       <w:r>
         <w:rPr>
@@ -896,7 +896,7 @@
     <w:p>
       <w:pPr>
         <w:keepNext/>
-        <w:spacing w:before="80" w:after="60"/>
+        <w:spacing w:before="68" w:after="51"/>
       </w:pPr>
       <w:r>
         <w:rPr>
@@ -1295,7 +1295,7 @@
     <w:p>
       <w:pPr>
         <w:keepNext/>
-        <w:spacing w:before="80" w:after="60"/>
+        <w:spacing w:before="68" w:after="51"/>
       </w:pPr>
       <w:r>
         <w:rPr>
@@ -1310,7 +1310,7 @@
     </w:p>
     <w:p>
       <w:pPr>
-        <w:spacing w:before="0" w:after="120"/>
+        <w:spacing w:before="0" w:after="102"/>
       </w:pPr>
       <w:r>
         <w:rPr>
@@ -1326,152 +1326,38 @@
     <w:p>
       <w:pPr>
         <w:keepNext/>
-        <w:spacing w:after="40"/>
-        <w:jc w:val="center"/>
-      </w:pPr>
-      <w:r>
-        <w:drawing>
-          <wp:inline xmlns:a="http://schemas.openxmlformats.org/drawingml/2006/main" xmlns:pic="http://schemas.openxmlformats.org/drawingml/2006/picture">
-            <wp:extent cx="5580000" cy="1554086"/>
-            <wp:docPr id="4" name="Picture 4"/>
-            <wp:cNvGraphicFramePr>
-              <a:graphicFrameLocks noChangeAspect="1"/>
-            </wp:cNvGraphicFramePr>
-            <a:graphic>
-              <a:graphicData uri="http://schemas.openxmlformats.org/drawingml/2006/picture">
-                <pic:pic>
-                  <pic:nvPicPr>
-                    <pic:cNvPr id="0" name="mj_journey.png"/>
-                    <pic:cNvPicPr/>
-                  </pic:nvPicPr>
-                  <pic:blipFill>
-                    <a:blip r:embed="rId19"/>
-                    <a:stretch>
-                      <a:fillRect/>
-                    </a:stretch>
-                  </pic:blipFill>
-                  <pic:spPr>
-                    <a:xfrm>
-                      <a:off x="0" y="0"/>
-                      <a:ext cx="5580000" cy="1554086"/>
-                    </a:xfrm>
-                    <a:prstGeom prst="rect"/>
-                  </pic:spPr>
-                </pic:pic>
-              </a:graphicData>
-            </a:graphic>
-          </wp:inline>
-        </w:drawing>
-      </w:r>
-    </w:p>
-    <w:p>
-      <w:pPr>
-        <w:spacing w:before="0" w:after="160"/>
-        <w:jc w:val="center"/>
+        <w:spacing w:before="68" w:after="51"/>
+      </w:pPr>
+      <w:r>
+        <w:rPr>
+          <w:rFonts w:ascii="Aptos Display" w:hAnsi="Aptos Display"/>
+          <w:b/>
+          <w:i w:val="0"/>
+          <w:color w:val="CE1126"/>
+          <w:sz w:val="24"/>
+        </w:rPr>
+        <w:t>Maroons today</w:t>
+      </w:r>
+    </w:p>
+    <w:p>
+      <w:pPr>
+        <w:spacing w:before="0" w:after="102"/>
       </w:pPr>
       <w:r>
         <w:rPr>
           <w:rFonts w:ascii="Aptos" w:hAnsi="Aptos"/>
           <w:b w:val="0"/>
-          <w:i/>
-          <w:color w:val="5E5E5E"/>
-          <w:sz w:val="17"/>
-        </w:rPr>
-        <w:t>From Jamaica to Canada to West Africa.</w:t>
-      </w:r>
-    </w:p>
-    <w:p>
-      <w:pPr>
-        <w:keepNext/>
-        <w:spacing w:before="80" w:after="60"/>
-      </w:pPr>
-      <w:r>
-        <w:rPr>
-          <w:rFonts w:ascii="Aptos Display" w:hAnsi="Aptos Display"/>
-          <w:b/>
-          <w:i w:val="0"/>
-          <w:color w:val="CE1126"/>
-          <w:sz w:val="24"/>
-        </w:rPr>
-        <w:t>Maroons today</w:t>
-      </w:r>
-    </w:p>
-    <w:p>
-      <w:pPr>
-        <w:spacing w:before="0" w:after="120"/>
-      </w:pPr>
-      <w:r>
-        <w:rPr>
-          <w:rFonts w:ascii="Aptos" w:hAnsi="Aptos"/>
-          <w:b w:val="0"/>
           <w:i w:val="0"/>
           <w:color w:val="1A1A1A"/>
           <w:sz w:val="20"/>
         </w:rPr>
-        <w:t>Maroon communities still exist in Jamaica, in towns such as Accompong, Moore Town, Charles Town and Scott's Hall. Every 6 January, Accompong holds a festival to celebrate Cudjoe and the 1739 treaty, with drumming, dancing and the sound of the abeng. UNESCO recognises Moore Town's Maroon music and traditions as world heritage. Jamaica celebrates Nanny and its other National Heroes every October on National Heroes Day.</w:t>
+        <w:t>Maroon communities still exist in Jamaica, in towns such as Accompong and Moore Town. Every 6 January, Accompong holds a festival to celebrate Cudjoe and the 1739 treaty, with drumming, dancing and the sound of the abeng. Nanny is one of Jamaica's National Heroes.</w:t>
       </w:r>
     </w:p>
     <w:p>
       <w:pPr>
         <w:keepNext/>
-        <w:spacing w:after="40"/>
-        <w:jc w:val="center"/>
-      </w:pPr>
-      <w:r>
-        <w:drawing>
-          <wp:inline xmlns:a="http://schemas.openxmlformats.org/drawingml/2006/main" xmlns:pic="http://schemas.openxmlformats.org/drawingml/2006/picture">
-            <wp:extent cx="5580000" cy="1928615"/>
-            <wp:docPr id="5" name="Picture 5"/>
-            <wp:cNvGraphicFramePr>
-              <a:graphicFrameLocks noChangeAspect="1"/>
-            </wp:cNvGraphicFramePr>
-            <a:graphic>
-              <a:graphicData uri="http://schemas.openxmlformats.org/drawingml/2006/picture">
-                <pic:pic>
-                  <pic:nvPicPr>
-                    <pic:cNvPr id="0" name="mj_timeline.png"/>
-                    <pic:cNvPicPr/>
-                  </pic:nvPicPr>
-                  <pic:blipFill>
-                    <a:blip r:embed="rId20"/>
-                    <a:stretch>
-                      <a:fillRect/>
-                    </a:stretch>
-                  </pic:blipFill>
-                  <pic:spPr>
-                    <a:xfrm>
-                      <a:off x="0" y="0"/>
-                      <a:ext cx="5580000" cy="1928615"/>
-                    </a:xfrm>
-                    <a:prstGeom prst="rect"/>
-                  </pic:spPr>
-                </pic:pic>
-              </a:graphicData>
-            </a:graphic>
-          </wp:inline>
-        </w:drawing>
-      </w:r>
-    </w:p>
-    <w:p>
-      <w:pPr>
-        <w:spacing w:before="0" w:after="160"/>
-        <w:jc w:val="center"/>
-      </w:pPr>
-      <w:r>
-        <w:rPr>
-          <w:rFonts w:ascii="Aptos" w:hAnsi="Aptos"/>
-          <w:b w:val="0"/>
-          <w:i/>
-          <w:color w:val="5E5E5E"/>
-          <w:sz w:val="17"/>
-        </w:rPr>
-        <w:t>Key moments in Maroon history.</w:t>
-      </w:r>
-    </w:p>
-    <w:p>
-      <w:pPr>
-        <w:keepNext/>
-        <w:spacing w:before="80" w:after="60"/>
+        <w:spacing w:before="68" w:after="51"/>
       </w:pPr>
       <w:r>
         <w:rPr>
@@ -2021,7 +1907,7 @@
           <w:right w:val="single" w:sz="4" w:space="6" w:color="CE1126"/>
         </w:pBdr>
         <w:shd w:val="clear" w:color="auto" w:fill="CE1126"/>
-        <w:spacing w:before="200" w:after="120"/>
+        <w:spacing w:before="170" w:after="102"/>
         <w:ind w:left="68" w:right="68"/>
       </w:pPr>
       <w:r>
@@ -2038,7 +1924,7 @@
     <w:p>
       <w:pPr>
         <w:keepNext/>
-        <w:spacing w:before="40" w:after="60"/>
+        <w:spacing w:before="34" w:after="51"/>
       </w:pPr>
       <w:r>
         <w:rPr>
@@ -2356,7 +2242,7 @@
     <w:p>
       <w:pPr>
         <w:keepNext/>
-        <w:spacing w:before="40" w:after="60"/>
+        <w:spacing w:before="34" w:after="51"/>
       </w:pPr>
       <w:r>
         <w:rPr>
@@ -2985,7 +2871,7 @@
     <w:p>
       <w:pPr>
         <w:keepNext/>
-        <w:spacing w:before="40" w:after="60"/>
+        <w:spacing w:before="34" w:after="51"/>
       </w:pPr>
       <w:r>
         <w:rPr>
@@ -3005,7 +2891,874 @@
           <w:color w:val="007A3D"/>
           <w:sz w:val="20"/>
         </w:rPr>
-        <w:t>FILL THE GAPS — USE THE WORD BANK</w:t>
+        <w:t>WHO'S WHO? — WRITE THE CORRECT LETTER NEXT TO EACH NAME</w:t>
+      </w:r>
+    </w:p>
+    <w:tbl>
+      <w:tblPr>
+        <w:tblW w:type="auto" w:w="0"/>
+        <w:jc w:val="center"/>
+        <w:tblLayout w:type="fixed"/>
+        <w:tblLook w:firstColumn="1" w:firstRow="1" w:lastColumn="0" w:lastRow="0" w:noHBand="0" w:noVBand="1" w:val="04A0"/>
+      </w:tblPr>
+      <w:tblGrid>
+        <w:gridCol w:w="2438"/>
+        <w:gridCol w:w="6804"/>
+      </w:tblGrid>
+      <w:tr>
+        <w:trPr>
+          <w:cantSplit/>
+        </w:trPr>
+        <w:tc>
+          <w:tcPr>
+            <w:tcW w:type="dxa" w:w="2438"/>
+            <w:tcBorders>
+              <w:top w:val="single" w:sz="6" w:space="0" w:color="007A3D"/>
+              <w:left w:val="single" w:sz="6" w:space="0" w:color="007A3D"/>
+              <w:bottom w:val="single" w:sz="6" w:space="0" w:color="007A3D"/>
+              <w:right w:val="single" w:sz="6" w:space="0" w:color="007A3D"/>
+            </w:tcBorders>
+            <w:shd w:val="clear" w:color="auto" w:fill="007A3D"/>
+            <w:tcMar>
+              <w:top w:w="80" w:type="dxa"/>
+              <w:left w:w="140" w:type="dxa"/>
+              <w:bottom w:w="80" w:type="dxa"/>
+              <w:right w:w="140" w:type="dxa"/>
+            </w:tcMar>
+          </w:tcPr>
+          <w:p>
+            <w:pPr>
+              <w:keepNext/>
+              <w:spacing w:after="0"/>
+            </w:pPr>
+            <w:r>
+              <w:rPr>
+                <w:rFonts w:ascii="Aptos" w:hAnsi="Aptos"/>
+                <w:b/>
+                <w:i w:val="0"/>
+                <w:color w:val="FFFFFF"/>
+                <w:sz w:val="21"/>
+              </w:rPr>
+              <w:t>Name</w:t>
+            </w:r>
+          </w:p>
+        </w:tc>
+        <w:tc>
+          <w:tcPr>
+            <w:tcW w:type="dxa" w:w="6803"/>
+            <w:tcBorders>
+              <w:top w:val="single" w:sz="6" w:space="0" w:color="007A3D"/>
+              <w:left w:val="single" w:sz="6" w:space="0" w:color="007A3D"/>
+              <w:bottom w:val="single" w:sz="6" w:space="0" w:color="007A3D"/>
+              <w:right w:val="single" w:sz="6" w:space="0" w:color="007A3D"/>
+            </w:tcBorders>
+            <w:shd w:val="clear" w:color="auto" w:fill="007A3D"/>
+            <w:tcMar>
+              <w:top w:w="80" w:type="dxa"/>
+              <w:left w:w="140" w:type="dxa"/>
+              <w:bottom w:w="80" w:type="dxa"/>
+              <w:right w:w="140" w:type="dxa"/>
+            </w:tcMar>
+          </w:tcPr>
+          <w:p>
+            <w:pPr>
+              <w:keepNext/>
+              <w:spacing w:after="0"/>
+            </w:pPr>
+            <w:r>
+              <w:rPr>
+                <w:rFonts w:ascii="Aptos" w:hAnsi="Aptos"/>
+                <w:b/>
+                <w:i w:val="0"/>
+                <w:color w:val="FFFFFF"/>
+                <w:sz w:val="21"/>
+              </w:rPr>
+              <w:t>Letter</w:t>
+            </w:r>
+          </w:p>
+        </w:tc>
+      </w:tr>
+      <w:tr>
+        <w:trPr>
+          <w:cantSplit/>
+        </w:trPr>
+        <w:tc>
+          <w:tcPr>
+            <w:tcW w:type="dxa" w:w="2438"/>
+            <w:tcBorders>
+              <w:top w:val="single" w:sz="4" w:space="0" w:color="D9C58A"/>
+              <w:left w:val="single" w:sz="4" w:space="0" w:color="D9C58A"/>
+              <w:bottom w:val="single" w:sz="4" w:space="0" w:color="D9C58A"/>
+              <w:right w:val="single" w:sz="4" w:space="0" w:color="D9C58A"/>
+            </w:tcBorders>
+            <w:tcMar>
+              <w:top w:w="80" w:type="dxa"/>
+              <w:left w:w="140" w:type="dxa"/>
+              <w:bottom w:w="80" w:type="dxa"/>
+              <w:right w:w="140" w:type="dxa"/>
+            </w:tcMar>
+          </w:tcPr>
+          <w:p>
+            <w:pPr>
+              <w:keepNext/>
+              <w:spacing w:after="0"/>
+            </w:pPr>
+            <w:r>
+              <w:rPr>
+                <w:rFonts w:ascii="Aptos" w:hAnsi="Aptos"/>
+                <w:b w:val="0"/>
+                <w:i w:val="0"/>
+                <w:color w:val="1A1A1A"/>
+                <w:sz w:val="20"/>
+              </w:rPr>
+              <w:t>1.  Nanny</w:t>
+            </w:r>
+          </w:p>
+        </w:tc>
+        <w:tc>
+          <w:tcPr>
+            <w:tcW w:type="dxa" w:w="6803"/>
+            <w:tcBorders>
+              <w:top w:val="single" w:sz="4" w:space="0" w:color="D9C58A"/>
+              <w:left w:val="single" w:sz="4" w:space="0" w:color="D9C58A"/>
+              <w:bottom w:val="single" w:sz="4" w:space="0" w:color="D9C58A"/>
+              <w:right w:val="single" w:sz="4" w:space="0" w:color="D9C58A"/>
+            </w:tcBorders>
+            <w:tcMar>
+              <w:top w:w="80" w:type="dxa"/>
+              <w:left w:w="140" w:type="dxa"/>
+              <w:bottom w:w="80" w:type="dxa"/>
+              <w:right w:w="140" w:type="dxa"/>
+            </w:tcMar>
+          </w:tcPr>
+          <w:p>
+            <w:pPr>
+              <w:keepNext/>
+              <w:spacing w:after="0"/>
+            </w:pPr>
+            <w:r>
+              <w:rPr>
+                <w:rFonts w:ascii="Aptos" w:hAnsi="Aptos"/>
+                <w:b w:val="0"/>
+                <w:i w:val="0"/>
+                <w:color w:val="1A1A1A"/>
+                <w:sz w:val="20"/>
+              </w:rPr>
+            </w:r>
+          </w:p>
+        </w:tc>
+      </w:tr>
+      <w:tr>
+        <w:trPr>
+          <w:cantSplit/>
+        </w:trPr>
+        <w:tc>
+          <w:tcPr>
+            <w:tcW w:type="dxa" w:w="2438"/>
+            <w:tcBorders>
+              <w:top w:val="single" w:sz="4" w:space="0" w:color="D9C58A"/>
+              <w:left w:val="single" w:sz="4" w:space="0" w:color="D9C58A"/>
+              <w:bottom w:val="single" w:sz="4" w:space="0" w:color="D9C58A"/>
+              <w:right w:val="single" w:sz="4" w:space="0" w:color="D9C58A"/>
+            </w:tcBorders>
+            <w:shd w:val="clear" w:color="auto" w:fill="FFF3CC"/>
+            <w:tcMar>
+              <w:top w:w="80" w:type="dxa"/>
+              <w:left w:w="140" w:type="dxa"/>
+              <w:bottom w:w="80" w:type="dxa"/>
+              <w:right w:w="140" w:type="dxa"/>
+            </w:tcMar>
+          </w:tcPr>
+          <w:p>
+            <w:pPr>
+              <w:keepNext/>
+              <w:spacing w:after="0"/>
+            </w:pPr>
+            <w:r>
+              <w:rPr>
+                <w:rFonts w:ascii="Aptos" w:hAnsi="Aptos"/>
+                <w:b w:val="0"/>
+                <w:i w:val="0"/>
+                <w:color w:val="1A1A1A"/>
+                <w:sz w:val="20"/>
+              </w:rPr>
+              <w:t>2.  Cudjoe</w:t>
+            </w:r>
+          </w:p>
+        </w:tc>
+        <w:tc>
+          <w:tcPr>
+            <w:tcW w:type="dxa" w:w="6803"/>
+            <w:tcBorders>
+              <w:top w:val="single" w:sz="4" w:space="0" w:color="D9C58A"/>
+              <w:left w:val="single" w:sz="4" w:space="0" w:color="D9C58A"/>
+              <w:bottom w:val="single" w:sz="4" w:space="0" w:color="D9C58A"/>
+              <w:right w:val="single" w:sz="4" w:space="0" w:color="D9C58A"/>
+            </w:tcBorders>
+            <w:shd w:val="clear" w:color="auto" w:fill="FFF3CC"/>
+            <w:tcMar>
+              <w:top w:w="80" w:type="dxa"/>
+              <w:left w:w="140" w:type="dxa"/>
+              <w:bottom w:w="80" w:type="dxa"/>
+              <w:right w:w="140" w:type="dxa"/>
+            </w:tcMar>
+          </w:tcPr>
+          <w:p>
+            <w:pPr>
+              <w:keepNext/>
+              <w:spacing w:after="0"/>
+            </w:pPr>
+            <w:r>
+              <w:rPr>
+                <w:rFonts w:ascii="Aptos" w:hAnsi="Aptos"/>
+                <w:b w:val="0"/>
+                <w:i w:val="0"/>
+                <w:color w:val="1A1A1A"/>
+                <w:sz w:val="20"/>
+              </w:rPr>
+            </w:r>
+          </w:p>
+        </w:tc>
+      </w:tr>
+      <w:tr>
+        <w:trPr>
+          <w:cantSplit/>
+        </w:trPr>
+        <w:tc>
+          <w:tcPr>
+            <w:tcW w:type="dxa" w:w="2438"/>
+            <w:tcBorders>
+              <w:top w:val="single" w:sz="4" w:space="0" w:color="D9C58A"/>
+              <w:left w:val="single" w:sz="4" w:space="0" w:color="D9C58A"/>
+              <w:bottom w:val="single" w:sz="4" w:space="0" w:color="D9C58A"/>
+              <w:right w:val="single" w:sz="4" w:space="0" w:color="D9C58A"/>
+            </w:tcBorders>
+            <w:tcMar>
+              <w:top w:w="80" w:type="dxa"/>
+              <w:left w:w="140" w:type="dxa"/>
+              <w:bottom w:w="80" w:type="dxa"/>
+              <w:right w:w="140" w:type="dxa"/>
+            </w:tcMar>
+          </w:tcPr>
+          <w:p>
+            <w:pPr>
+              <w:keepNext/>
+              <w:spacing w:after="0"/>
+            </w:pPr>
+            <w:r>
+              <w:rPr>
+                <w:rFonts w:ascii="Aptos" w:hAnsi="Aptos"/>
+                <w:b w:val="0"/>
+                <w:i w:val="0"/>
+                <w:color w:val="1A1A1A"/>
+                <w:sz w:val="20"/>
+              </w:rPr>
+              <w:t>3.  Quao</w:t>
+            </w:r>
+          </w:p>
+        </w:tc>
+        <w:tc>
+          <w:tcPr>
+            <w:tcW w:type="dxa" w:w="6803"/>
+            <w:tcBorders>
+              <w:top w:val="single" w:sz="4" w:space="0" w:color="D9C58A"/>
+              <w:left w:val="single" w:sz="4" w:space="0" w:color="D9C58A"/>
+              <w:bottom w:val="single" w:sz="4" w:space="0" w:color="D9C58A"/>
+              <w:right w:val="single" w:sz="4" w:space="0" w:color="D9C58A"/>
+            </w:tcBorders>
+            <w:tcMar>
+              <w:top w:w="80" w:type="dxa"/>
+              <w:left w:w="140" w:type="dxa"/>
+              <w:bottom w:w="80" w:type="dxa"/>
+              <w:right w:w="140" w:type="dxa"/>
+            </w:tcMar>
+          </w:tcPr>
+          <w:p>
+            <w:pPr>
+              <w:keepNext/>
+              <w:spacing w:after="0"/>
+            </w:pPr>
+            <w:r>
+              <w:rPr>
+                <w:rFonts w:ascii="Aptos" w:hAnsi="Aptos"/>
+                <w:b w:val="0"/>
+                <w:i w:val="0"/>
+                <w:color w:val="1A1A1A"/>
+                <w:sz w:val="20"/>
+              </w:rPr>
+            </w:r>
+          </w:p>
+        </w:tc>
+      </w:tr>
+      <w:tr>
+        <w:trPr>
+          <w:cantSplit/>
+        </w:trPr>
+        <w:tc>
+          <w:tcPr>
+            <w:tcW w:type="dxa" w:w="2438"/>
+            <w:tcBorders>
+              <w:top w:val="single" w:sz="4" w:space="0" w:color="D9C58A"/>
+              <w:left w:val="single" w:sz="4" w:space="0" w:color="D9C58A"/>
+              <w:bottom w:val="single" w:sz="4" w:space="0" w:color="D9C58A"/>
+              <w:right w:val="single" w:sz="4" w:space="0" w:color="D9C58A"/>
+            </w:tcBorders>
+            <w:shd w:val="clear" w:color="auto" w:fill="FFF3CC"/>
+            <w:tcMar>
+              <w:top w:w="80" w:type="dxa"/>
+              <w:left w:w="140" w:type="dxa"/>
+              <w:bottom w:w="80" w:type="dxa"/>
+              <w:right w:w="140" w:type="dxa"/>
+            </w:tcMar>
+          </w:tcPr>
+          <w:p>
+            <w:pPr>
+              <w:keepNext/>
+              <w:spacing w:after="0"/>
+            </w:pPr>
+            <w:r>
+              <w:rPr>
+                <w:rFonts w:ascii="Aptos" w:hAnsi="Aptos"/>
+                <w:b w:val="0"/>
+                <w:i w:val="0"/>
+                <w:color w:val="1A1A1A"/>
+                <w:sz w:val="20"/>
+              </w:rPr>
+              <w:t>4.  Tacky</w:t>
+            </w:r>
+          </w:p>
+        </w:tc>
+        <w:tc>
+          <w:tcPr>
+            <w:tcW w:type="dxa" w:w="6803"/>
+            <w:tcBorders>
+              <w:top w:val="single" w:sz="4" w:space="0" w:color="D9C58A"/>
+              <w:left w:val="single" w:sz="4" w:space="0" w:color="D9C58A"/>
+              <w:bottom w:val="single" w:sz="4" w:space="0" w:color="D9C58A"/>
+              <w:right w:val="single" w:sz="4" w:space="0" w:color="D9C58A"/>
+            </w:tcBorders>
+            <w:shd w:val="clear" w:color="auto" w:fill="FFF3CC"/>
+            <w:tcMar>
+              <w:top w:w="80" w:type="dxa"/>
+              <w:left w:w="140" w:type="dxa"/>
+              <w:bottom w:w="80" w:type="dxa"/>
+              <w:right w:w="140" w:type="dxa"/>
+            </w:tcMar>
+          </w:tcPr>
+          <w:p>
+            <w:pPr>
+              <w:keepNext/>
+              <w:spacing w:after="0"/>
+            </w:pPr>
+            <w:r>
+              <w:rPr>
+                <w:rFonts w:ascii="Aptos" w:hAnsi="Aptos"/>
+                <w:b w:val="0"/>
+                <w:i w:val="0"/>
+                <w:color w:val="1A1A1A"/>
+                <w:sz w:val="20"/>
+              </w:rPr>
+            </w:r>
+          </w:p>
+        </w:tc>
+      </w:tr>
+      <w:tr>
+        <w:trPr>
+          <w:cantSplit/>
+        </w:trPr>
+        <w:tc>
+          <w:tcPr>
+            <w:tcW w:type="dxa" w:w="2438"/>
+            <w:tcBorders>
+              <w:top w:val="single" w:sz="4" w:space="0" w:color="D9C58A"/>
+              <w:left w:val="single" w:sz="4" w:space="0" w:color="D9C58A"/>
+              <w:bottom w:val="single" w:sz="4" w:space="0" w:color="D9C58A"/>
+              <w:right w:val="single" w:sz="4" w:space="0" w:color="D9C58A"/>
+            </w:tcBorders>
+            <w:tcMar>
+              <w:top w:w="80" w:type="dxa"/>
+              <w:left w:w="140" w:type="dxa"/>
+              <w:bottom w:w="80" w:type="dxa"/>
+              <w:right w:w="140" w:type="dxa"/>
+            </w:tcMar>
+          </w:tcPr>
+          <w:p>
+            <w:pPr>
+              <w:keepNext/>
+              <w:spacing w:after="0"/>
+            </w:pPr>
+            <w:r>
+              <w:rPr>
+                <w:rFonts w:ascii="Aptos" w:hAnsi="Aptos"/>
+                <w:b w:val="0"/>
+                <w:i w:val="0"/>
+                <w:color w:val="1A1A1A"/>
+                <w:sz w:val="20"/>
+              </w:rPr>
+              <w:t>5.  Montague James</w:t>
+            </w:r>
+          </w:p>
+        </w:tc>
+        <w:tc>
+          <w:tcPr>
+            <w:tcW w:type="dxa" w:w="6803"/>
+            <w:tcBorders>
+              <w:top w:val="single" w:sz="4" w:space="0" w:color="D9C58A"/>
+              <w:left w:val="single" w:sz="4" w:space="0" w:color="D9C58A"/>
+              <w:bottom w:val="single" w:sz="4" w:space="0" w:color="D9C58A"/>
+              <w:right w:val="single" w:sz="4" w:space="0" w:color="D9C58A"/>
+            </w:tcBorders>
+            <w:tcMar>
+              <w:top w:w="80" w:type="dxa"/>
+              <w:left w:w="140" w:type="dxa"/>
+              <w:bottom w:w="80" w:type="dxa"/>
+              <w:right w:w="140" w:type="dxa"/>
+            </w:tcMar>
+          </w:tcPr>
+          <w:p>
+            <w:pPr>
+              <w:keepNext/>
+              <w:spacing w:after="0"/>
+            </w:pPr>
+            <w:r>
+              <w:rPr>
+                <w:rFonts w:ascii="Aptos" w:hAnsi="Aptos"/>
+                <w:b w:val="0"/>
+                <w:i w:val="0"/>
+                <w:color w:val="1A1A1A"/>
+                <w:sz w:val="20"/>
+              </w:rPr>
+            </w:r>
+          </w:p>
+        </w:tc>
+      </w:tr>
+    </w:tbl>
+    <w:p>
+      <w:pPr>
+        <w:spacing w:after="0" w:line="160" w:lineRule="exact"/>
+      </w:pPr>
+      <w:r>
+        <w:rPr>
+          <w:sz w:val="4"/>
+        </w:rPr>
+      </w:r>
+    </w:p>
+    <w:p>
+      <w:pPr>
+        <w:spacing w:after="51"/>
+        <w:ind w:left="454" w:hanging="255"/>
+      </w:pPr>
+      <w:r>
+        <w:rPr>
+          <w:rFonts w:ascii="Aptos" w:hAnsi="Aptos"/>
+          <w:b/>
+          <w:i w:val="0"/>
+          <w:color w:val="CE1126"/>
+          <w:sz w:val="16"/>
+        </w:rPr>
+        <w:t xml:space="preserve">A.  </w:t>
+      </w:r>
+      <w:r>
+        <w:rPr>
+          <w:rFonts w:ascii="Aptos" w:hAnsi="Aptos"/>
+          <w:b w:val="0"/>
+          <w:i w:val="0"/>
+          <w:color w:val="1A1A1A"/>
+          <w:sz w:val="20"/>
+        </w:rPr>
+        <w:t>Led a major uprising of enslaved people in 1760.</w:t>
+      </w:r>
+    </w:p>
+    <w:p>
+      <w:pPr>
+        <w:spacing w:after="51"/>
+        <w:ind w:left="454" w:hanging="255"/>
+      </w:pPr>
+      <w:r>
+        <w:rPr>
+          <w:rFonts w:ascii="Aptos" w:hAnsi="Aptos"/>
+          <w:b/>
+          <w:i w:val="0"/>
+          <w:color w:val="CE1126"/>
+          <w:sz w:val="16"/>
+        </w:rPr>
+        <w:t xml:space="preserve">B.  </w:t>
+      </w:r>
+      <w:r>
+        <w:rPr>
+          <w:rFonts w:ascii="Aptos" w:hAnsi="Aptos"/>
+          <w:b w:val="0"/>
+          <w:i w:val="0"/>
+          <w:color w:val="1A1A1A"/>
+          <w:sz w:val="20"/>
+        </w:rPr>
+        <w:t>Windward leader who signed the 1740 treaty alongside Nanny.</w:t>
+      </w:r>
+    </w:p>
+    <w:p>
+      <w:pPr>
+        <w:spacing w:after="51"/>
+        <w:ind w:left="454" w:hanging="255"/>
+      </w:pPr>
+      <w:r>
+        <w:rPr>
+          <w:rFonts w:ascii="Aptos" w:hAnsi="Aptos"/>
+          <w:b/>
+          <w:i w:val="0"/>
+          <w:color w:val="CE1126"/>
+          <w:sz w:val="16"/>
+        </w:rPr>
+        <w:t xml:space="preserve">C.  </w:t>
+      </w:r>
+      <w:r>
+        <w:rPr>
+          <w:rFonts w:ascii="Aptos" w:hAnsi="Aptos"/>
+          <w:b w:val="0"/>
+          <w:i w:val="0"/>
+          <w:color w:val="1A1A1A"/>
+          <w:sz w:val="20"/>
+        </w:rPr>
+        <w:t>Leader of the Trelawny Maroons in the Second Maroon War (1795).</w:t>
+      </w:r>
+    </w:p>
+    <w:p>
+      <w:pPr>
+        <w:spacing w:after="51"/>
+        <w:ind w:left="454" w:hanging="255"/>
+      </w:pPr>
+      <w:r>
+        <w:rPr>
+          <w:rFonts w:ascii="Aptos" w:hAnsi="Aptos"/>
+          <w:b/>
+          <w:i w:val="0"/>
+          <w:color w:val="CE1126"/>
+          <w:sz w:val="16"/>
+        </w:rPr>
+        <w:t xml:space="preserve">D.  </w:t>
+      </w:r>
+      <w:r>
+        <w:rPr>
+          <w:rFonts w:ascii="Aptos" w:hAnsi="Aptos"/>
+          <w:b w:val="0"/>
+          <w:i w:val="0"/>
+          <w:color w:val="1A1A1A"/>
+          <w:sz w:val="20"/>
+        </w:rPr>
+        <w:t>Windward leader and National Hero who appears on the $500 note.</w:t>
+      </w:r>
+    </w:p>
+    <w:p>
+      <w:pPr>
+        <w:spacing w:after="51"/>
+        <w:ind w:left="454" w:hanging="255"/>
+      </w:pPr>
+      <w:r>
+        <w:rPr>
+          <w:rFonts w:ascii="Aptos" w:hAnsi="Aptos"/>
+          <w:b/>
+          <w:i w:val="0"/>
+          <w:color w:val="CE1126"/>
+          <w:sz w:val="16"/>
+        </w:rPr>
+        <w:t xml:space="preserve">E.  </w:t>
+      </w:r>
+      <w:r>
+        <w:rPr>
+          <w:rFonts w:ascii="Aptos" w:hAnsi="Aptos"/>
+          <w:b w:val="0"/>
+          <w:i w:val="0"/>
+          <w:color w:val="1A1A1A"/>
+          <w:sz w:val="20"/>
+        </w:rPr>
+        <w:t>Leeward leader who signed the first peace treaty in 1739.</w:t>
+      </w:r>
+    </w:p>
+    <w:p>
+      <w:pPr>
+        <w:spacing w:after="0" w:line="120" w:lineRule="exact"/>
+      </w:pPr>
+      <w:r>
+        <w:rPr>
+          <w:sz w:val="4"/>
+        </w:rPr>
+      </w:r>
+    </w:p>
+    <w:p>
+      <w:pPr>
+        <w:keepNext/>
+        <w:pBdr>
+          <w:top w:val="single" w:sz="4" w:space="4" w:color="E8A800"/>
+          <w:left w:val="single" w:sz="4" w:space="6" w:color="E8A800"/>
+          <w:bottom w:val="single" w:sz="4" w:space="4" w:color="E8A800"/>
+          <w:right w:val="single" w:sz="4" w:space="6" w:color="E8A800"/>
+        </w:pBdr>
+        <w:shd w:val="clear" w:color="auto" w:fill="E8A800"/>
+        <w:spacing w:before="170" w:after="102"/>
+        <w:ind w:left="68" w:right="68"/>
+      </w:pPr>
+      <w:r>
+        <w:rPr>
+          <w:rFonts w:ascii="Aptos Display" w:hAnsi="Aptos Display"/>
+          <w:b/>
+          <w:i w:val="0"/>
+          <w:color w:val="1A1A1A"/>
+          <w:sz w:val="27"/>
+        </w:rPr>
+        <w:t>5.  Talk It Out</w:t>
+      </w:r>
+    </w:p>
+    <w:p>
+      <w:pPr>
+        <w:keepNext/>
+        <w:spacing w:before="34" w:after="51"/>
+      </w:pPr>
+      <w:r>
+        <w:rPr>
+          <w:rFonts w:ascii="Aptos" w:hAnsi="Aptos"/>
+          <w:b/>
+          <w:i w:val="0"/>
+          <w:color w:val="E8A800"/>
+          <w:sz w:val="20"/>
+        </w:rPr>
+        <w:t xml:space="preserve">▶  </w:t>
+      </w:r>
+      <w:r>
+        <w:rPr>
+          <w:rFonts w:ascii="Aptos" w:hAnsi="Aptos"/>
+          <w:b/>
+          <w:i w:val="0"/>
+          <w:color w:val="E8A800"/>
+          <w:sz w:val="20"/>
+        </w:rPr>
+        <w:t>TALK IT OUT — DISCUSS WITH A PARTNER OR GROUP</w:t>
+      </w:r>
+    </w:p>
+    <w:p>
+      <w:pPr>
+        <w:spacing w:after="51"/>
+        <w:ind w:left="454" w:hanging="255"/>
+      </w:pPr>
+      <w:r>
+        <w:rPr>
+          <w:rFonts w:ascii="Aptos" w:hAnsi="Aptos"/>
+          <w:b/>
+          <w:i w:val="0"/>
+          <w:color w:val="E8A800"/>
+          <w:sz w:val="16"/>
+        </w:rPr>
+        <w:t xml:space="preserve">■  </w:t>
+      </w:r>
+      <w:r>
+        <w:rPr>
+          <w:rFonts w:ascii="Aptos" w:hAnsi="Aptos"/>
+          <w:b w:val="0"/>
+          <w:i w:val="0"/>
+          <w:color w:val="1A1A1A"/>
+          <w:sz w:val="20"/>
+        </w:rPr>
+        <w:t>Why do you think a small group of Maroons could hold off the British army for so long?</w:t>
+      </w:r>
+    </w:p>
+    <w:p>
+      <w:pPr>
+        <w:spacing w:after="51"/>
+        <w:ind w:left="454" w:hanging="255"/>
+      </w:pPr>
+      <w:r>
+        <w:rPr>
+          <w:rFonts w:ascii="Aptos" w:hAnsi="Aptos"/>
+          <w:b/>
+          <w:i w:val="0"/>
+          <w:color w:val="E8A800"/>
+          <w:sz w:val="16"/>
+        </w:rPr>
+        <w:t xml:space="preserve">■  </w:t>
+      </w:r>
+      <w:r>
+        <w:rPr>
+          <w:rFonts w:ascii="Aptos" w:hAnsi="Aptos"/>
+          <w:b w:val="0"/>
+          <w:i w:val="0"/>
+          <w:color w:val="1A1A1A"/>
+          <w:sz w:val="20"/>
+        </w:rPr>
+        <w:t>Why might history focus more on armies and governments than on people like the Maroons?</w:t>
+      </w:r>
+    </w:p>
+    <w:p>
+      <w:pPr>
+        <w:spacing w:after="51"/>
+        <w:ind w:left="454" w:hanging="255"/>
+      </w:pPr>
+      <w:r>
+        <w:rPr>
+          <w:rFonts w:ascii="Aptos" w:hAnsi="Aptos"/>
+          <w:b/>
+          <w:i w:val="0"/>
+          <w:color w:val="E8A800"/>
+          <w:sz w:val="16"/>
+        </w:rPr>
+        <w:t xml:space="preserve">■  </w:t>
+      </w:r>
+      <w:r>
+        <w:rPr>
+          <w:rFonts w:ascii="Aptos" w:hAnsi="Aptos"/>
+          <w:b w:val="0"/>
+          <w:i w:val="0"/>
+          <w:color w:val="1A1A1A"/>
+          <w:sz w:val="20"/>
+        </w:rPr>
+        <w:t>The Trelawny Maroons were promised safety and then sent away. What does that tell you about trust and power?</w:t>
+      </w:r>
+    </w:p>
+    <w:p>
+      <w:pPr>
+        <w:spacing w:after="0" w:line="120" w:lineRule="exact"/>
+      </w:pPr>
+      <w:r>
+        <w:rPr>
+          <w:sz w:val="4"/>
+        </w:rPr>
+      </w:r>
+    </w:p>
+    <w:tbl>
+      <w:tblPr>
+        <w:tblW w:type="auto" w:w="0"/>
+        <w:jc w:val="center"/>
+        <w:tblLayout w:type="fixed"/>
+        <w:tblLook w:firstColumn="1" w:firstRow="1" w:lastColumn="0" w:lastRow="0" w:noHBand="0" w:noVBand="1" w:val="04A0"/>
+      </w:tblPr>
+      <w:tblGrid>
+        <w:gridCol w:w="9242"/>
+      </w:tblGrid>
+      <w:tr>
+        <w:trPr>
+          <w:cantSplit/>
+        </w:trPr>
+        <w:tc>
+          <w:tcPr>
+            <w:tcW w:type="dxa" w:w="9241"/>
+            <w:tcBorders>
+              <w:top w:val="nil"/>
+              <w:left w:val="single" w:sz="36" w:space="0" w:color="CE1126"/>
+              <w:bottom w:val="nil"/>
+              <w:right w:val="nil"/>
+            </w:tcBorders>
+            <w:shd w:val="clear" w:color="auto" w:fill="FBE4E7"/>
+            <w:tcMar>
+              <w:top w:w="110" w:type="dxa"/>
+              <w:left w:w="220" w:type="dxa"/>
+              <w:bottom w:w="110" w:type="dxa"/>
+              <w:right w:w="180" w:type="dxa"/>
+            </w:tcMar>
+          </w:tcPr>
+          <w:p>
+            <w:pPr>
+              <w:spacing w:after="51"/>
+            </w:pPr>
+            <w:r>
+              <w:rPr>
+                <w:rFonts w:ascii="Aptos" w:hAnsi="Aptos"/>
+                <w:b/>
+                <w:i w:val="0"/>
+                <w:color w:val="CE1126"/>
+                <w:sz w:val="19"/>
+              </w:rPr>
+              <w:t>THE BIG QUESTION</w:t>
+            </w:r>
+          </w:p>
+          <w:p>
+            <w:pPr>
+              <w:spacing w:after="0"/>
+            </w:pPr>
+            <w:r>
+              <w:rPr>
+                <w:rFonts w:ascii="Aptos" w:hAnsi="Aptos"/>
+                <w:b w:val="0"/>
+                <w:i w:val="0"/>
+                <w:color w:val="1A1A1A"/>
+                <w:sz w:val="20"/>
+              </w:rPr>
+              <w:t>Survival or betrayal? By signing the treaties, the Maroons won freedom and land for their own people. But they also agreed to hand back others who escaped slavery and to help crush uprisings. Some people say they had no real choice and protected their communities. Others say they turned against people who were fighting for the same freedom.</w:t>
+            </w:r>
+          </w:p>
+        </w:tc>
+      </w:tr>
+    </w:tbl>
+    <w:p>
+      <w:pPr>
+        <w:spacing w:after="0" w:line="160" w:lineRule="exact"/>
+      </w:pPr>
+      <w:r>
+        <w:rPr>
+          <w:sz w:val="4"/>
+        </w:rPr>
+      </w:r>
+    </w:p>
+    <w:p>
+      <w:pPr>
+        <w:keepNext/>
+        <w:pBdr>
+          <w:top w:val="single" w:sz="4" w:space="4" w:color="007A3D"/>
+          <w:left w:val="single" w:sz="4" w:space="6" w:color="007A3D"/>
+          <w:bottom w:val="single" w:sz="4" w:space="4" w:color="007A3D"/>
+          <w:right w:val="single" w:sz="4" w:space="6" w:color="007A3D"/>
+        </w:pBdr>
+        <w:shd w:val="clear" w:color="auto" w:fill="007A3D"/>
+        <w:spacing w:before="170" w:after="102"/>
+        <w:ind w:left="68" w:right="68"/>
+      </w:pPr>
+      <w:r>
+        <w:rPr>
+          <w:rFonts w:ascii="Aptos Display" w:hAnsi="Aptos Display"/>
+          <w:b/>
+          <w:i w:val="0"/>
+          <w:color w:val="FFFFFF"/>
+          <w:sz w:val="27"/>
+        </w:rPr>
+        <w:t>6.  Reflection &amp; Exit Ticket</w:t>
+      </w:r>
+    </w:p>
+    <w:p>
+      <w:pPr>
+        <w:keepNext/>
+        <w:spacing w:before="34" w:after="51"/>
+      </w:pPr>
+      <w:r>
+        <w:rPr>
+          <w:rFonts w:ascii="Aptos" w:hAnsi="Aptos"/>
+          <w:b/>
+          <w:i w:val="0"/>
+          <w:color w:val="007A3D"/>
+          <w:sz w:val="20"/>
+        </w:rPr>
+        <w:t xml:space="preserve">▶  </w:t>
+      </w:r>
+      <w:r>
+        <w:rPr>
+          <w:rFonts w:ascii="Aptos" w:hAnsi="Aptos"/>
+          <w:b/>
+          <w:i w:val="0"/>
+          <w:color w:val="007A3D"/>
+          <w:sz w:val="20"/>
+        </w:rPr>
+        <w:t>WHERE DO YOU STAND? — CIRCLE A NUMBER</w:t>
+      </w:r>
+    </w:p>
+    <w:p>
+      <w:pPr>
+        <w:keepNext/>
+        <w:spacing w:before="0" w:after="68"/>
+      </w:pPr>
+      <w:r>
+        <w:rPr>
+          <w:rFonts w:ascii="Aptos" w:hAnsi="Aptos"/>
+          <w:b w:val="0"/>
+          <w:i/>
+          <w:color w:val="1A1A1A"/>
+          <w:sz w:val="21"/>
+        </w:rPr>
+        <w:t>“The Maroons were right to sign the peace treaties.”</w:t>
       </w:r>
     </w:p>
     <w:tbl>
@@ -3030,17 +3783,117 @@
           <w:tcPr>
             <w:tcW w:type="dxa" w:w="1848"/>
             <w:tcBorders>
-              <w:top w:val="single" w:sz="6" w:space="0" w:color="E8A800"/>
-              <w:left w:val="single" w:sz="6" w:space="0" w:color="E8A800"/>
-              <w:bottom w:val="single" w:sz="6" w:space="0" w:color="E8A800"/>
-              <w:right w:val="single" w:sz="6" w:space="0" w:color="E8A800"/>
+              <w:top w:val="single" w:sz="12" w:space="0" w:color="FFFFFF"/>
+              <w:left w:val="single" w:sz="12" w:space="0" w:color="FFFFFF"/>
+              <w:bottom w:val="single" w:sz="12" w:space="0" w:color="FFFFFF"/>
+              <w:right w:val="single" w:sz="12" w:space="0" w:color="FFFFFF"/>
+            </w:tcBorders>
+            <w:shd w:val="clear" w:color="auto" w:fill="FBE4E7"/>
+            <w:tcMar>
+              <w:top w:w="60" w:type="dxa"/>
+              <w:left w:w="40" w:type="dxa"/>
+              <w:bottom w:w="60" w:type="dxa"/>
+              <w:right w:w="40" w:type="dxa"/>
+            </w:tcMar>
+          </w:tcPr>
+          <w:p>
+            <w:pPr>
+              <w:spacing w:after="0"/>
+              <w:jc w:val="center"/>
+            </w:pPr>
+            <w:r>
+              <w:rPr>
+                <w:rFonts w:ascii="Aptos" w:hAnsi="Aptos"/>
+                <w:b/>
+                <w:i w:val="0"/>
+                <w:color w:val="1A1A1A"/>
+                <w:sz w:val="26"/>
+              </w:rPr>
+              <w:t>1</w:t>
+            </w:r>
+          </w:p>
+          <w:p>
+            <w:pPr>
+              <w:spacing w:after="0"/>
+              <w:jc w:val="center"/>
+            </w:pPr>
+            <w:r>
+              <w:rPr>
+                <w:rFonts w:ascii="Aptos" w:hAnsi="Aptos"/>
+                <w:b w:val="0"/>
+                <w:i w:val="0"/>
+                <w:color w:val="5E5E5E"/>
+                <w:sz w:val="17"/>
+              </w:rPr>
+              <w:t>Strongly disagree</w:t>
+            </w:r>
+          </w:p>
+        </w:tc>
+        <w:tc>
+          <w:tcPr>
+            <w:tcW w:type="dxa" w:w="1848"/>
+            <w:tcBorders>
+              <w:top w:val="single" w:sz="12" w:space="0" w:color="FFFFFF"/>
+              <w:left w:val="single" w:sz="12" w:space="0" w:color="FFFFFF"/>
+              <w:bottom w:val="single" w:sz="12" w:space="0" w:color="FFFFFF"/>
+              <w:right w:val="single" w:sz="12" w:space="0" w:color="FFFFFF"/>
+            </w:tcBorders>
+            <w:shd w:val="clear" w:color="auto" w:fill="FBE4E7"/>
+            <w:tcMar>
+              <w:top w:w="60" w:type="dxa"/>
+              <w:left w:w="40" w:type="dxa"/>
+              <w:bottom w:w="60" w:type="dxa"/>
+              <w:right w:w="40" w:type="dxa"/>
+            </w:tcMar>
+          </w:tcPr>
+          <w:p>
+            <w:pPr>
+              <w:spacing w:after="0"/>
+              <w:jc w:val="center"/>
+            </w:pPr>
+            <w:r>
+              <w:rPr>
+                <w:rFonts w:ascii="Aptos" w:hAnsi="Aptos"/>
+                <w:b/>
+                <w:i w:val="0"/>
+                <w:color w:val="1A1A1A"/>
+                <w:sz w:val="26"/>
+              </w:rPr>
+              <w:t>2</w:t>
+            </w:r>
+          </w:p>
+          <w:p>
+            <w:pPr>
+              <w:spacing w:after="0"/>
+              <w:jc w:val="center"/>
+            </w:pPr>
+            <w:r>
+              <w:rPr>
+                <w:rFonts w:ascii="Aptos" w:hAnsi="Aptos"/>
+                <w:b w:val="0"/>
+                <w:i w:val="0"/>
+                <w:color w:val="5E5E5E"/>
+                <w:sz w:val="17"/>
+              </w:rPr>
+              <w:t>Disagree</w:t>
+            </w:r>
+          </w:p>
+        </w:tc>
+        <w:tc>
+          <w:tcPr>
+            <w:tcW w:type="dxa" w:w="1848"/>
+            <w:tcBorders>
+              <w:top w:val="single" w:sz="12" w:space="0" w:color="FFFFFF"/>
+              <w:left w:val="single" w:sz="12" w:space="0" w:color="FFFFFF"/>
+              <w:bottom w:val="single" w:sz="12" w:space="0" w:color="FFFFFF"/>
+              <w:right w:val="single" w:sz="12" w:space="0" w:color="FFFFFF"/>
             </w:tcBorders>
             <w:shd w:val="clear" w:color="auto" w:fill="FFF3CC"/>
             <w:tcMar>
               <w:top w:w="60" w:type="dxa"/>
-              <w:left w:w="60" w:type="dxa"/>
+              <w:left w:w="40" w:type="dxa"/>
               <w:bottom w:w="60" w:type="dxa"/>
-              <w:right w:w="60" w:type="dxa"/>
+              <w:right w:w="40" w:type="dxa"/>
             </w:tcMar>
           </w:tcPr>
           <w:p>
@@ -3053,10 +3906,26 @@
                 <w:rFonts w:ascii="Aptos" w:hAnsi="Aptos"/>
                 <w:b/>
                 <w:i w:val="0"/>
-                <w:color w:val="7A5800"/>
-                <w:sz w:val="21"/>
-              </w:rPr>
-              <w:t>Nanny</w:t>
+                <w:color w:val="1A1A1A"/>
+                <w:sz w:val="26"/>
+              </w:rPr>
+              <w:t>3</w:t>
+            </w:r>
+          </w:p>
+          <w:p>
+            <w:pPr>
+              <w:spacing w:after="0"/>
+              <w:jc w:val="center"/>
+            </w:pPr>
+            <w:r>
+              <w:rPr>
+                <w:rFonts w:ascii="Aptos" w:hAnsi="Aptos"/>
+                <w:b w:val="0"/>
+                <w:i w:val="0"/>
+                <w:color w:val="5E5E5E"/>
+                <w:sz w:val="17"/>
+              </w:rPr>
+              <w:t>Not sure</w:t>
             </w:r>
           </w:p>
         </w:tc>
@@ -3064,17 +3933,17 @@
           <w:tcPr>
             <w:tcW w:type="dxa" w:w="1848"/>
             <w:tcBorders>
-              <w:top w:val="single" w:sz="6" w:space="0" w:color="E8A800"/>
-              <w:left w:val="single" w:sz="6" w:space="0" w:color="E8A800"/>
-              <w:bottom w:val="single" w:sz="6" w:space="0" w:color="E8A800"/>
-              <w:right w:val="single" w:sz="6" w:space="0" w:color="E8A800"/>
-            </w:tcBorders>
-            <w:shd w:val="clear" w:color="auto" w:fill="FFF3CC"/>
+              <w:top w:val="single" w:sz="12" w:space="0" w:color="FFFFFF"/>
+              <w:left w:val="single" w:sz="12" w:space="0" w:color="FFFFFF"/>
+              <w:bottom w:val="single" w:sz="12" w:space="0" w:color="FFFFFF"/>
+              <w:right w:val="single" w:sz="12" w:space="0" w:color="FFFFFF"/>
+            </w:tcBorders>
+            <w:shd w:val="clear" w:color="auto" w:fill="DDF0E4"/>
             <w:tcMar>
               <w:top w:w="60" w:type="dxa"/>
-              <w:left w:w="60" w:type="dxa"/>
+              <w:left w:w="40" w:type="dxa"/>
               <w:bottom w:w="60" w:type="dxa"/>
-              <w:right w:w="60" w:type="dxa"/>
+              <w:right w:w="40" w:type="dxa"/>
             </w:tcMar>
           </w:tcPr>
           <w:p>
@@ -3087,10 +3956,26 @@
                 <w:rFonts w:ascii="Aptos" w:hAnsi="Aptos"/>
                 <w:b/>
                 <w:i w:val="0"/>
-                <w:color w:val="7A5800"/>
-                <w:sz w:val="21"/>
-              </w:rPr>
-              <w:t>abeng</w:t>
+                <w:color w:val="1A1A1A"/>
+                <w:sz w:val="26"/>
+              </w:rPr>
+              <w:t>4</w:t>
+            </w:r>
+          </w:p>
+          <w:p>
+            <w:pPr>
+              <w:spacing w:after="0"/>
+              <w:jc w:val="center"/>
+            </w:pPr>
+            <w:r>
+              <w:rPr>
+                <w:rFonts w:ascii="Aptos" w:hAnsi="Aptos"/>
+                <w:b w:val="0"/>
+                <w:i w:val="0"/>
+                <w:color w:val="5E5E5E"/>
+                <w:sz w:val="17"/>
+              </w:rPr>
+              <w:t>Agree</w:t>
             </w:r>
           </w:p>
         </w:tc>
@@ -3098,17 +3983,17 @@
           <w:tcPr>
             <w:tcW w:type="dxa" w:w="1848"/>
             <w:tcBorders>
-              <w:top w:val="single" w:sz="6" w:space="0" w:color="E8A800"/>
-              <w:left w:val="single" w:sz="6" w:space="0" w:color="E8A800"/>
-              <w:bottom w:val="single" w:sz="6" w:space="0" w:color="E8A800"/>
-              <w:right w:val="single" w:sz="6" w:space="0" w:color="E8A800"/>
-            </w:tcBorders>
-            <w:shd w:val="clear" w:color="auto" w:fill="FFF3CC"/>
+              <w:top w:val="single" w:sz="12" w:space="0" w:color="FFFFFF"/>
+              <w:left w:val="single" w:sz="12" w:space="0" w:color="FFFFFF"/>
+              <w:bottom w:val="single" w:sz="12" w:space="0" w:color="FFFFFF"/>
+              <w:right w:val="single" w:sz="12" w:space="0" w:color="FFFFFF"/>
+            </w:tcBorders>
+            <w:shd w:val="clear" w:color="auto" w:fill="DDF0E4"/>
             <w:tcMar>
               <w:top w:w="60" w:type="dxa"/>
-              <w:left w:w="60" w:type="dxa"/>
+              <w:left w:w="40" w:type="dxa"/>
               <w:bottom w:w="60" w:type="dxa"/>
-              <w:right w:w="60" w:type="dxa"/>
+              <w:right w:w="40" w:type="dxa"/>
             </w:tcMar>
           </w:tcPr>
           <w:p>
@@ -3121,30 +4006,12 @@
                 <w:rFonts w:ascii="Aptos" w:hAnsi="Aptos"/>
                 <w:b/>
                 <w:i w:val="0"/>
-                <w:color w:val="7A5800"/>
-                <w:sz w:val="21"/>
-              </w:rPr>
-              <w:t>Cudjoe</w:t>
-            </w:r>
-          </w:p>
-        </w:tc>
-        <w:tc>
-          <w:tcPr>
-            <w:tcW w:type="dxa" w:w="1848"/>
-            <w:tcBorders>
-              <w:top w:val="single" w:sz="6" w:space="0" w:color="E8A800"/>
-              <w:left w:val="single" w:sz="6" w:space="0" w:color="E8A800"/>
-              <w:bottom w:val="single" w:sz="6" w:space="0" w:color="E8A800"/>
-              <w:right w:val="single" w:sz="6" w:space="0" w:color="E8A800"/>
-            </w:tcBorders>
-            <w:shd w:val="clear" w:color="auto" w:fill="FFF3CC"/>
-            <w:tcMar>
-              <w:top w:w="60" w:type="dxa"/>
-              <w:left w:w="60" w:type="dxa"/>
-              <w:bottom w:w="60" w:type="dxa"/>
-              <w:right w:w="60" w:type="dxa"/>
-            </w:tcMar>
-          </w:tcPr>
+                <w:color w:val="1A1A1A"/>
+                <w:sz w:val="26"/>
+              </w:rPr>
+              <w:t>5</w:t>
+            </w:r>
+          </w:p>
           <w:p>
             <w:pPr>
               <w:spacing w:after="0"/>
@@ -3153,46 +4020,12 @@
             <w:r>
               <w:rPr>
                 <w:rFonts w:ascii="Aptos" w:hAnsi="Aptos"/>
-                <w:b/>
-                <w:i w:val="0"/>
-                <w:color w:val="7A5800"/>
-                <w:sz w:val="21"/>
-              </w:rPr>
-              <w:t>Accompong</w:t>
-            </w:r>
-          </w:p>
-        </w:tc>
-        <w:tc>
-          <w:tcPr>
-            <w:tcW w:type="dxa" w:w="1848"/>
-            <w:tcBorders>
-              <w:top w:val="single" w:sz="6" w:space="0" w:color="E8A800"/>
-              <w:left w:val="single" w:sz="6" w:space="0" w:color="E8A800"/>
-              <w:bottom w:val="single" w:sz="6" w:space="0" w:color="E8A800"/>
-              <w:right w:val="single" w:sz="6" w:space="0" w:color="E8A800"/>
-            </w:tcBorders>
-            <w:shd w:val="clear" w:color="auto" w:fill="FFF3CC"/>
-            <w:tcMar>
-              <w:top w:w="60" w:type="dxa"/>
-              <w:left w:w="60" w:type="dxa"/>
-              <w:bottom w:w="60" w:type="dxa"/>
-              <w:right w:w="60" w:type="dxa"/>
-            </w:tcMar>
-          </w:tcPr>
-          <w:p>
-            <w:pPr>
-              <w:spacing w:after="0"/>
-              <w:jc w:val="center"/>
-            </w:pPr>
-            <w:r>
-              <w:rPr>
-                <w:rFonts w:ascii="Aptos" w:hAnsi="Aptos"/>
-                <w:b/>
-                <w:i w:val="0"/>
-                <w:color w:val="7A5800"/>
-                <w:sz w:val="21"/>
-              </w:rPr>
-              <w:t>Sierra Leone</w:t>
+                <w:b w:val="0"/>
+                <w:i w:val="0"/>
+                <w:color w:val="5E5E5E"/>
+                <w:sz w:val="17"/>
+              </w:rPr>
+              <w:t>Strongly agree</w:t>
             </w:r>
           </w:p>
         </w:tc>
@@ -3200,990 +4033,18 @@
     </w:tbl>
     <w:p>
       <w:pPr>
-        <w:spacing w:after="0" w:line="120" w:lineRule="exact"/>
-      </w:pPr>
-      <w:r>
-        <w:rPr>
-          <w:sz w:val="4"/>
-        </w:rPr>
-      </w:r>
-    </w:p>
-    <w:p>
-      <w:pPr>
-        <w:spacing w:before="0" w:after="120"/>
+        <w:keepNext/>
+        <w:spacing w:before="102" w:after="0"/>
       </w:pPr>
       <w:r>
         <w:rPr>
           <w:rFonts w:ascii="Aptos" w:hAnsi="Aptos"/>
           <w:b/>
           <w:i w:val="0"/>
-          <w:color w:val="CE1126"/>
-          <w:sz w:val="21"/>
-        </w:rPr>
-        <w:t xml:space="preserve">1.  </w:t>
-      </w:r>
-      <w:r>
-        <w:rPr>
-          <w:rFonts w:ascii="Aptos" w:hAnsi="Aptos"/>
-          <w:b w:val="0"/>
-          <w:i w:val="0"/>
-          <w:color w:val="1A1A1A"/>
-          <w:sz w:val="20"/>
-        </w:rPr>
-        <w:t>______________ led the Windward Maroons and is a National Hero of Jamaica.</w:t>
-      </w:r>
-    </w:p>
-    <w:p>
-      <w:pPr>
-        <w:spacing w:before="0" w:after="120"/>
-      </w:pPr>
-      <w:r>
-        <w:rPr>
-          <w:rFonts w:ascii="Aptos" w:hAnsi="Aptos"/>
-          <w:b/>
-          <w:i w:val="0"/>
-          <w:color w:val="CE1126"/>
-          <w:sz w:val="21"/>
-        </w:rPr>
-        <w:t xml:space="preserve">2.  </w:t>
-      </w:r>
-      <w:r>
-        <w:rPr>
-          <w:rFonts w:ascii="Aptos" w:hAnsi="Aptos"/>
-          <w:b w:val="0"/>
-          <w:i w:val="0"/>
-          <w:color w:val="1A1A1A"/>
-          <w:sz w:val="20"/>
-        </w:rPr>
-        <w:t>Maroons sent messages by blowing an ______________.</w:t>
-      </w:r>
-    </w:p>
-    <w:p>
-      <w:pPr>
-        <w:spacing w:before="0" w:after="120"/>
-      </w:pPr>
-      <w:r>
-        <w:rPr>
-          <w:rFonts w:ascii="Aptos" w:hAnsi="Aptos"/>
-          <w:b/>
-          <w:i w:val="0"/>
-          <w:color w:val="CE1126"/>
-          <w:sz w:val="21"/>
-        </w:rPr>
-        <w:t xml:space="preserve">3.  </w:t>
-      </w:r>
-      <w:r>
-        <w:rPr>
-          <w:rFonts w:ascii="Aptos" w:hAnsi="Aptos"/>
-          <w:b w:val="0"/>
-          <w:i w:val="0"/>
-          <w:color w:val="1A1A1A"/>
-          <w:sz w:val="20"/>
-        </w:rPr>
-        <w:t>______________ signed the peace treaty for the Leeward Maroons in 1739.</w:t>
-      </w:r>
-    </w:p>
-    <w:p>
-      <w:pPr>
-        <w:spacing w:before="0" w:after="120"/>
-      </w:pPr>
-      <w:r>
-        <w:rPr>
-          <w:rFonts w:ascii="Aptos" w:hAnsi="Aptos"/>
-          <w:b/>
-          <w:i w:val="0"/>
-          <w:color w:val="CE1126"/>
-          <w:sz w:val="21"/>
-        </w:rPr>
-        <w:t xml:space="preserve">4.  </w:t>
-      </w:r>
-      <w:r>
-        <w:rPr>
-          <w:rFonts w:ascii="Aptos" w:hAnsi="Aptos"/>
-          <w:b w:val="0"/>
-          <w:i w:val="0"/>
-          <w:color w:val="1A1A1A"/>
-          <w:sz w:val="20"/>
-        </w:rPr>
-        <w:t>Every 6 January, ______________ holds a festival to celebrate the treaty.</w:t>
-      </w:r>
-    </w:p>
-    <w:p>
-      <w:pPr>
-        <w:spacing w:before="0" w:after="120"/>
-      </w:pPr>
-      <w:r>
-        <w:rPr>
-          <w:rFonts w:ascii="Aptos" w:hAnsi="Aptos"/>
-          <w:b/>
-          <w:i w:val="0"/>
-          <w:color w:val="CE1126"/>
-          <w:sz w:val="21"/>
-        </w:rPr>
-        <w:t xml:space="preserve">5.  </w:t>
-      </w:r>
-      <w:r>
-        <w:rPr>
-          <w:rFonts w:ascii="Aptos" w:hAnsi="Aptos"/>
-          <w:b w:val="0"/>
-          <w:i w:val="0"/>
-          <w:color w:val="1A1A1A"/>
-          <w:sz w:val="20"/>
-        </w:rPr>
-        <w:t>In 1800 the Trelawny Maroons were moved to ______________.</w:t>
-      </w:r>
-    </w:p>
-    <w:p>
-      <w:pPr>
-        <w:spacing w:after="0" w:line="120" w:lineRule="exact"/>
-      </w:pPr>
-      <w:r>
-        <w:rPr>
-          <w:sz w:val="4"/>
-        </w:rPr>
-      </w:r>
-    </w:p>
-    <w:p>
-      <w:pPr>
-        <w:keepNext/>
-        <w:spacing w:before="40" w:after="60"/>
-      </w:pPr>
-      <w:r>
-        <w:rPr>
-          <w:rFonts w:ascii="Aptos" w:hAnsi="Aptos"/>
-          <w:b/>
-          <w:i w:val="0"/>
           <w:color w:val="007A3D"/>
           <w:sz w:val="20"/>
         </w:rPr>
-        <w:t xml:space="preserve">▶  </w:t>
-      </w:r>
-      <w:r>
-        <w:rPr>
-          <w:rFonts w:ascii="Aptos" w:hAnsi="Aptos"/>
-          <w:b/>
-          <w:i w:val="0"/>
-          <w:color w:val="007A3D"/>
-          <w:sz w:val="20"/>
-        </w:rPr>
-        <w:t>WHO'S WHO? — WRITE THE CORRECT LETTER NEXT TO EACH NAME</w:t>
-      </w:r>
-    </w:p>
-    <w:tbl>
-      <w:tblPr>
-        <w:tblW w:type="auto" w:w="0"/>
-        <w:jc w:val="center"/>
-        <w:tblLayout w:type="fixed"/>
-        <w:tblLook w:firstColumn="1" w:firstRow="1" w:lastColumn="0" w:lastRow="0" w:noHBand="0" w:noVBand="1" w:val="04A0"/>
-      </w:tblPr>
-      <w:tblGrid>
-        <w:gridCol w:w="2438"/>
-        <w:gridCol w:w="6804"/>
-      </w:tblGrid>
-      <w:tr>
-        <w:trPr>
-          <w:cantSplit/>
-        </w:trPr>
-        <w:tc>
-          <w:tcPr>
-            <w:tcW w:type="dxa" w:w="2438"/>
-            <w:tcBorders>
-              <w:top w:val="single" w:sz="6" w:space="0" w:color="007A3D"/>
-              <w:left w:val="single" w:sz="6" w:space="0" w:color="007A3D"/>
-              <w:bottom w:val="single" w:sz="6" w:space="0" w:color="007A3D"/>
-              <w:right w:val="single" w:sz="6" w:space="0" w:color="007A3D"/>
-            </w:tcBorders>
-            <w:shd w:val="clear" w:color="auto" w:fill="007A3D"/>
-            <w:tcMar>
-              <w:top w:w="80" w:type="dxa"/>
-              <w:left w:w="140" w:type="dxa"/>
-              <w:bottom w:w="80" w:type="dxa"/>
-              <w:right w:w="140" w:type="dxa"/>
-            </w:tcMar>
-          </w:tcPr>
-          <w:p>
-            <w:pPr>
-              <w:keepNext/>
-              <w:spacing w:after="0"/>
-            </w:pPr>
-            <w:r>
-              <w:rPr>
-                <w:rFonts w:ascii="Aptos" w:hAnsi="Aptos"/>
-                <w:b/>
-                <w:i w:val="0"/>
-                <w:color w:val="FFFFFF"/>
-                <w:sz w:val="21"/>
-              </w:rPr>
-              <w:t>Name</w:t>
-            </w:r>
-          </w:p>
-        </w:tc>
-        <w:tc>
-          <w:tcPr>
-            <w:tcW w:type="dxa" w:w="6803"/>
-            <w:tcBorders>
-              <w:top w:val="single" w:sz="6" w:space="0" w:color="007A3D"/>
-              <w:left w:val="single" w:sz="6" w:space="0" w:color="007A3D"/>
-              <w:bottom w:val="single" w:sz="6" w:space="0" w:color="007A3D"/>
-              <w:right w:val="single" w:sz="6" w:space="0" w:color="007A3D"/>
-            </w:tcBorders>
-            <w:shd w:val="clear" w:color="auto" w:fill="007A3D"/>
-            <w:tcMar>
-              <w:top w:w="80" w:type="dxa"/>
-              <w:left w:w="140" w:type="dxa"/>
-              <w:bottom w:w="80" w:type="dxa"/>
-              <w:right w:w="140" w:type="dxa"/>
-            </w:tcMar>
-          </w:tcPr>
-          <w:p>
-            <w:pPr>
-              <w:keepNext/>
-              <w:spacing w:after="0"/>
-            </w:pPr>
-            <w:r>
-              <w:rPr>
-                <w:rFonts w:ascii="Aptos" w:hAnsi="Aptos"/>
-                <w:b/>
-                <w:i w:val="0"/>
-                <w:color w:val="FFFFFF"/>
-                <w:sz w:val="21"/>
-              </w:rPr>
-              <w:t>Letter</w:t>
-            </w:r>
-          </w:p>
-        </w:tc>
-      </w:tr>
-      <w:tr>
-        <w:trPr>
-          <w:cantSplit/>
-        </w:trPr>
-        <w:tc>
-          <w:tcPr>
-            <w:tcW w:type="dxa" w:w="2438"/>
-            <w:tcBorders>
-              <w:top w:val="single" w:sz="4" w:space="0" w:color="D9C58A"/>
-              <w:left w:val="single" w:sz="4" w:space="0" w:color="D9C58A"/>
-              <w:bottom w:val="single" w:sz="4" w:space="0" w:color="D9C58A"/>
-              <w:right w:val="single" w:sz="4" w:space="0" w:color="D9C58A"/>
-            </w:tcBorders>
-            <w:tcMar>
-              <w:top w:w="80" w:type="dxa"/>
-              <w:left w:w="140" w:type="dxa"/>
-              <w:bottom w:w="80" w:type="dxa"/>
-              <w:right w:w="140" w:type="dxa"/>
-            </w:tcMar>
-          </w:tcPr>
-          <w:p>
-            <w:pPr>
-              <w:keepNext/>
-              <w:spacing w:after="0"/>
-            </w:pPr>
-            <w:r>
-              <w:rPr>
-                <w:rFonts w:ascii="Aptos" w:hAnsi="Aptos"/>
-                <w:b w:val="0"/>
-                <w:i w:val="0"/>
-                <w:color w:val="1A1A1A"/>
-                <w:sz w:val="20"/>
-              </w:rPr>
-              <w:t>1.  Nanny</w:t>
-            </w:r>
-          </w:p>
-        </w:tc>
-        <w:tc>
-          <w:tcPr>
-            <w:tcW w:type="dxa" w:w="6803"/>
-            <w:tcBorders>
-              <w:top w:val="single" w:sz="4" w:space="0" w:color="D9C58A"/>
-              <w:left w:val="single" w:sz="4" w:space="0" w:color="D9C58A"/>
-              <w:bottom w:val="single" w:sz="4" w:space="0" w:color="D9C58A"/>
-              <w:right w:val="single" w:sz="4" w:space="0" w:color="D9C58A"/>
-            </w:tcBorders>
-            <w:tcMar>
-              <w:top w:w="80" w:type="dxa"/>
-              <w:left w:w="140" w:type="dxa"/>
-              <w:bottom w:w="80" w:type="dxa"/>
-              <w:right w:w="140" w:type="dxa"/>
-            </w:tcMar>
-          </w:tcPr>
-          <w:p>
-            <w:pPr>
-              <w:keepNext/>
-              <w:spacing w:after="0"/>
-            </w:pPr>
-            <w:r>
-              <w:rPr>
-                <w:rFonts w:ascii="Aptos" w:hAnsi="Aptos"/>
-                <w:b w:val="0"/>
-                <w:i w:val="0"/>
-                <w:color w:val="1A1A1A"/>
-                <w:sz w:val="20"/>
-              </w:rPr>
-            </w:r>
-          </w:p>
-        </w:tc>
-      </w:tr>
-      <w:tr>
-        <w:trPr>
-          <w:cantSplit/>
-        </w:trPr>
-        <w:tc>
-          <w:tcPr>
-            <w:tcW w:type="dxa" w:w="2438"/>
-            <w:tcBorders>
-              <w:top w:val="single" w:sz="4" w:space="0" w:color="D9C58A"/>
-              <w:left w:val="single" w:sz="4" w:space="0" w:color="D9C58A"/>
-              <w:bottom w:val="single" w:sz="4" w:space="0" w:color="D9C58A"/>
-              <w:right w:val="single" w:sz="4" w:space="0" w:color="D9C58A"/>
-            </w:tcBorders>
-            <w:shd w:val="clear" w:color="auto" w:fill="FFF3CC"/>
-            <w:tcMar>
-              <w:top w:w="80" w:type="dxa"/>
-              <w:left w:w="140" w:type="dxa"/>
-              <w:bottom w:w="80" w:type="dxa"/>
-              <w:right w:w="140" w:type="dxa"/>
-            </w:tcMar>
-          </w:tcPr>
-          <w:p>
-            <w:pPr>
-              <w:keepNext/>
-              <w:spacing w:after="0"/>
-            </w:pPr>
-            <w:r>
-              <w:rPr>
-                <w:rFonts w:ascii="Aptos" w:hAnsi="Aptos"/>
-                <w:b w:val="0"/>
-                <w:i w:val="0"/>
-                <w:color w:val="1A1A1A"/>
-                <w:sz w:val="20"/>
-              </w:rPr>
-              <w:t>2.  Cudjoe</w:t>
-            </w:r>
-          </w:p>
-        </w:tc>
-        <w:tc>
-          <w:tcPr>
-            <w:tcW w:type="dxa" w:w="6803"/>
-            <w:tcBorders>
-              <w:top w:val="single" w:sz="4" w:space="0" w:color="D9C58A"/>
-              <w:left w:val="single" w:sz="4" w:space="0" w:color="D9C58A"/>
-              <w:bottom w:val="single" w:sz="4" w:space="0" w:color="D9C58A"/>
-              <w:right w:val="single" w:sz="4" w:space="0" w:color="D9C58A"/>
-            </w:tcBorders>
-            <w:shd w:val="clear" w:color="auto" w:fill="FFF3CC"/>
-            <w:tcMar>
-              <w:top w:w="80" w:type="dxa"/>
-              <w:left w:w="140" w:type="dxa"/>
-              <w:bottom w:w="80" w:type="dxa"/>
-              <w:right w:w="140" w:type="dxa"/>
-            </w:tcMar>
-          </w:tcPr>
-          <w:p>
-            <w:pPr>
-              <w:keepNext/>
-              <w:spacing w:after="0"/>
-            </w:pPr>
-            <w:r>
-              <w:rPr>
-                <w:rFonts w:ascii="Aptos" w:hAnsi="Aptos"/>
-                <w:b w:val="0"/>
-                <w:i w:val="0"/>
-                <w:color w:val="1A1A1A"/>
-                <w:sz w:val="20"/>
-              </w:rPr>
-            </w:r>
-          </w:p>
-        </w:tc>
-      </w:tr>
-      <w:tr>
-        <w:trPr>
-          <w:cantSplit/>
-        </w:trPr>
-        <w:tc>
-          <w:tcPr>
-            <w:tcW w:type="dxa" w:w="2438"/>
-            <w:tcBorders>
-              <w:top w:val="single" w:sz="4" w:space="0" w:color="D9C58A"/>
-              <w:left w:val="single" w:sz="4" w:space="0" w:color="D9C58A"/>
-              <w:bottom w:val="single" w:sz="4" w:space="0" w:color="D9C58A"/>
-              <w:right w:val="single" w:sz="4" w:space="0" w:color="D9C58A"/>
-            </w:tcBorders>
-            <w:tcMar>
-              <w:top w:w="80" w:type="dxa"/>
-              <w:left w:w="140" w:type="dxa"/>
-              <w:bottom w:w="80" w:type="dxa"/>
-              <w:right w:w="140" w:type="dxa"/>
-            </w:tcMar>
-          </w:tcPr>
-          <w:p>
-            <w:pPr>
-              <w:keepNext/>
-              <w:spacing w:after="0"/>
-            </w:pPr>
-            <w:r>
-              <w:rPr>
-                <w:rFonts w:ascii="Aptos" w:hAnsi="Aptos"/>
-                <w:b w:val="0"/>
-                <w:i w:val="0"/>
-                <w:color w:val="1A1A1A"/>
-                <w:sz w:val="20"/>
-              </w:rPr>
-              <w:t>3.  Quao</w:t>
-            </w:r>
-          </w:p>
-        </w:tc>
-        <w:tc>
-          <w:tcPr>
-            <w:tcW w:type="dxa" w:w="6803"/>
-            <w:tcBorders>
-              <w:top w:val="single" w:sz="4" w:space="0" w:color="D9C58A"/>
-              <w:left w:val="single" w:sz="4" w:space="0" w:color="D9C58A"/>
-              <w:bottom w:val="single" w:sz="4" w:space="0" w:color="D9C58A"/>
-              <w:right w:val="single" w:sz="4" w:space="0" w:color="D9C58A"/>
-            </w:tcBorders>
-            <w:tcMar>
-              <w:top w:w="80" w:type="dxa"/>
-              <w:left w:w="140" w:type="dxa"/>
-              <w:bottom w:w="80" w:type="dxa"/>
-              <w:right w:w="140" w:type="dxa"/>
-            </w:tcMar>
-          </w:tcPr>
-          <w:p>
-            <w:pPr>
-              <w:keepNext/>
-              <w:spacing w:after="0"/>
-            </w:pPr>
-            <w:r>
-              <w:rPr>
-                <w:rFonts w:ascii="Aptos" w:hAnsi="Aptos"/>
-                <w:b w:val="0"/>
-                <w:i w:val="0"/>
-                <w:color w:val="1A1A1A"/>
-                <w:sz w:val="20"/>
-              </w:rPr>
-            </w:r>
-          </w:p>
-        </w:tc>
-      </w:tr>
-      <w:tr>
-        <w:trPr>
-          <w:cantSplit/>
-        </w:trPr>
-        <w:tc>
-          <w:tcPr>
-            <w:tcW w:type="dxa" w:w="2438"/>
-            <w:tcBorders>
-              <w:top w:val="single" w:sz="4" w:space="0" w:color="D9C58A"/>
-              <w:left w:val="single" w:sz="4" w:space="0" w:color="D9C58A"/>
-              <w:bottom w:val="single" w:sz="4" w:space="0" w:color="D9C58A"/>
-              <w:right w:val="single" w:sz="4" w:space="0" w:color="D9C58A"/>
-            </w:tcBorders>
-            <w:shd w:val="clear" w:color="auto" w:fill="FFF3CC"/>
-            <w:tcMar>
-              <w:top w:w="80" w:type="dxa"/>
-              <w:left w:w="140" w:type="dxa"/>
-              <w:bottom w:w="80" w:type="dxa"/>
-              <w:right w:w="140" w:type="dxa"/>
-            </w:tcMar>
-          </w:tcPr>
-          <w:p>
-            <w:pPr>
-              <w:keepNext/>
-              <w:spacing w:after="0"/>
-            </w:pPr>
-            <w:r>
-              <w:rPr>
-                <w:rFonts w:ascii="Aptos" w:hAnsi="Aptos"/>
-                <w:b w:val="0"/>
-                <w:i w:val="0"/>
-                <w:color w:val="1A1A1A"/>
-                <w:sz w:val="20"/>
-              </w:rPr>
-              <w:t>4.  Tacky</w:t>
-            </w:r>
-          </w:p>
-        </w:tc>
-        <w:tc>
-          <w:tcPr>
-            <w:tcW w:type="dxa" w:w="6803"/>
-            <w:tcBorders>
-              <w:top w:val="single" w:sz="4" w:space="0" w:color="D9C58A"/>
-              <w:left w:val="single" w:sz="4" w:space="0" w:color="D9C58A"/>
-              <w:bottom w:val="single" w:sz="4" w:space="0" w:color="D9C58A"/>
-              <w:right w:val="single" w:sz="4" w:space="0" w:color="D9C58A"/>
-            </w:tcBorders>
-            <w:shd w:val="clear" w:color="auto" w:fill="FFF3CC"/>
-            <w:tcMar>
-              <w:top w:w="80" w:type="dxa"/>
-              <w:left w:w="140" w:type="dxa"/>
-              <w:bottom w:w="80" w:type="dxa"/>
-              <w:right w:w="140" w:type="dxa"/>
-            </w:tcMar>
-          </w:tcPr>
-          <w:p>
-            <w:pPr>
-              <w:keepNext/>
-              <w:spacing w:after="0"/>
-            </w:pPr>
-            <w:r>
-              <w:rPr>
-                <w:rFonts w:ascii="Aptos" w:hAnsi="Aptos"/>
-                <w:b w:val="0"/>
-                <w:i w:val="0"/>
-                <w:color w:val="1A1A1A"/>
-                <w:sz w:val="20"/>
-              </w:rPr>
-            </w:r>
-          </w:p>
-        </w:tc>
-      </w:tr>
-      <w:tr>
-        <w:trPr>
-          <w:cantSplit/>
-        </w:trPr>
-        <w:tc>
-          <w:tcPr>
-            <w:tcW w:type="dxa" w:w="2438"/>
-            <w:tcBorders>
-              <w:top w:val="single" w:sz="4" w:space="0" w:color="D9C58A"/>
-              <w:left w:val="single" w:sz="4" w:space="0" w:color="D9C58A"/>
-              <w:bottom w:val="single" w:sz="4" w:space="0" w:color="D9C58A"/>
-              <w:right w:val="single" w:sz="4" w:space="0" w:color="D9C58A"/>
-            </w:tcBorders>
-            <w:tcMar>
-              <w:top w:w="80" w:type="dxa"/>
-              <w:left w:w="140" w:type="dxa"/>
-              <w:bottom w:w="80" w:type="dxa"/>
-              <w:right w:w="140" w:type="dxa"/>
-            </w:tcMar>
-          </w:tcPr>
-          <w:p>
-            <w:pPr>
-              <w:keepNext/>
-              <w:spacing w:after="0"/>
-            </w:pPr>
-            <w:r>
-              <w:rPr>
-                <w:rFonts w:ascii="Aptos" w:hAnsi="Aptos"/>
-                <w:b w:val="0"/>
-                <w:i w:val="0"/>
-                <w:color w:val="1A1A1A"/>
-                <w:sz w:val="20"/>
-              </w:rPr>
-              <w:t>5.  Montague James</w:t>
-            </w:r>
-          </w:p>
-        </w:tc>
-        <w:tc>
-          <w:tcPr>
-            <w:tcW w:type="dxa" w:w="6803"/>
-            <w:tcBorders>
-              <w:top w:val="single" w:sz="4" w:space="0" w:color="D9C58A"/>
-              <w:left w:val="single" w:sz="4" w:space="0" w:color="D9C58A"/>
-              <w:bottom w:val="single" w:sz="4" w:space="0" w:color="D9C58A"/>
-              <w:right w:val="single" w:sz="4" w:space="0" w:color="D9C58A"/>
-            </w:tcBorders>
-            <w:tcMar>
-              <w:top w:w="80" w:type="dxa"/>
-              <w:left w:w="140" w:type="dxa"/>
-              <w:bottom w:w="80" w:type="dxa"/>
-              <w:right w:w="140" w:type="dxa"/>
-            </w:tcMar>
-          </w:tcPr>
-          <w:p>
-            <w:pPr>
-              <w:keepNext/>
-              <w:spacing w:after="0"/>
-            </w:pPr>
-            <w:r>
-              <w:rPr>
-                <w:rFonts w:ascii="Aptos" w:hAnsi="Aptos"/>
-                <w:b w:val="0"/>
-                <w:i w:val="0"/>
-                <w:color w:val="1A1A1A"/>
-                <w:sz w:val="20"/>
-              </w:rPr>
-            </w:r>
-          </w:p>
-        </w:tc>
-      </w:tr>
-    </w:tbl>
-    <w:p>
-      <w:pPr>
-        <w:spacing w:after="0" w:line="160" w:lineRule="exact"/>
-      </w:pPr>
-      <w:r>
-        <w:rPr>
-          <w:sz w:val="4"/>
-        </w:rPr>
-      </w:r>
-    </w:p>
-    <w:p>
-      <w:pPr>
-        <w:spacing w:after="60"/>
-        <w:ind w:left="454" w:hanging="255"/>
-      </w:pPr>
-      <w:r>
-        <w:rPr>
-          <w:rFonts w:ascii="Aptos" w:hAnsi="Aptos"/>
-          <w:b/>
-          <w:i w:val="0"/>
-          <w:color w:val="CE1126"/>
-          <w:sz w:val="16"/>
-        </w:rPr>
-        <w:t xml:space="preserve">A.  </w:t>
-      </w:r>
-      <w:r>
-        <w:rPr>
-          <w:rFonts w:ascii="Aptos" w:hAnsi="Aptos"/>
-          <w:b w:val="0"/>
-          <w:i w:val="0"/>
-          <w:color w:val="1A1A1A"/>
-          <w:sz w:val="20"/>
-        </w:rPr>
-        <w:t>Led a major uprising of enslaved people in 1760.</w:t>
-      </w:r>
-    </w:p>
-    <w:p>
-      <w:pPr>
-        <w:spacing w:after="60"/>
-        <w:ind w:left="454" w:hanging="255"/>
-      </w:pPr>
-      <w:r>
-        <w:rPr>
-          <w:rFonts w:ascii="Aptos" w:hAnsi="Aptos"/>
-          <w:b/>
-          <w:i w:val="0"/>
-          <w:color w:val="CE1126"/>
-          <w:sz w:val="16"/>
-        </w:rPr>
-        <w:t xml:space="preserve">B.  </w:t>
-      </w:r>
-      <w:r>
-        <w:rPr>
-          <w:rFonts w:ascii="Aptos" w:hAnsi="Aptos"/>
-          <w:b w:val="0"/>
-          <w:i w:val="0"/>
-          <w:color w:val="1A1A1A"/>
-          <w:sz w:val="20"/>
-        </w:rPr>
-        <w:t>Windward leader who signed the 1740 treaty alongside Nanny.</w:t>
-      </w:r>
-    </w:p>
-    <w:p>
-      <w:pPr>
-        <w:spacing w:after="60"/>
-        <w:ind w:left="454" w:hanging="255"/>
-      </w:pPr>
-      <w:r>
-        <w:rPr>
-          <w:rFonts w:ascii="Aptos" w:hAnsi="Aptos"/>
-          <w:b/>
-          <w:i w:val="0"/>
-          <w:color w:val="CE1126"/>
-          <w:sz w:val="16"/>
-        </w:rPr>
-        <w:t xml:space="preserve">C.  </w:t>
-      </w:r>
-      <w:r>
-        <w:rPr>
-          <w:rFonts w:ascii="Aptos" w:hAnsi="Aptos"/>
-          <w:b w:val="0"/>
-          <w:i w:val="0"/>
-          <w:color w:val="1A1A1A"/>
-          <w:sz w:val="20"/>
-        </w:rPr>
-        <w:t>Leader of the Trelawny Maroons in the Second Maroon War (1795).</w:t>
-      </w:r>
-    </w:p>
-    <w:p>
-      <w:pPr>
-        <w:spacing w:after="60"/>
-        <w:ind w:left="454" w:hanging="255"/>
-      </w:pPr>
-      <w:r>
-        <w:rPr>
-          <w:rFonts w:ascii="Aptos" w:hAnsi="Aptos"/>
-          <w:b/>
-          <w:i w:val="0"/>
-          <w:color w:val="CE1126"/>
-          <w:sz w:val="16"/>
-        </w:rPr>
-        <w:t xml:space="preserve">D.  </w:t>
-      </w:r>
-      <w:r>
-        <w:rPr>
-          <w:rFonts w:ascii="Aptos" w:hAnsi="Aptos"/>
-          <w:b w:val="0"/>
-          <w:i w:val="0"/>
-          <w:color w:val="1A1A1A"/>
-          <w:sz w:val="20"/>
-        </w:rPr>
-        <w:t>Windward leader and National Hero who appears on the $500 note.</w:t>
-      </w:r>
-    </w:p>
-    <w:p>
-      <w:pPr>
-        <w:spacing w:after="60"/>
-        <w:ind w:left="454" w:hanging="255"/>
-      </w:pPr>
-      <w:r>
-        <w:rPr>
-          <w:rFonts w:ascii="Aptos" w:hAnsi="Aptos"/>
-          <w:b/>
-          <w:i w:val="0"/>
-          <w:color w:val="CE1126"/>
-          <w:sz w:val="16"/>
-        </w:rPr>
-        <w:t xml:space="preserve">E.  </w:t>
-      </w:r>
-      <w:r>
-        <w:rPr>
-          <w:rFonts w:ascii="Aptos" w:hAnsi="Aptos"/>
-          <w:b w:val="0"/>
-          <w:i w:val="0"/>
-          <w:color w:val="1A1A1A"/>
-          <w:sz w:val="20"/>
-        </w:rPr>
-        <w:t>Leeward leader who signed the first peace treaty in 1739.</w:t>
-      </w:r>
-    </w:p>
-    <w:p>
-      <w:pPr>
-        <w:spacing w:after="0" w:line="120" w:lineRule="exact"/>
-      </w:pPr>
-      <w:r>
-        <w:rPr>
-          <w:sz w:val="4"/>
-        </w:rPr>
-      </w:r>
-    </w:p>
-    <w:p>
-      <w:pPr>
-        <w:keepNext/>
-        <w:pBdr>
-          <w:top w:val="single" w:sz="4" w:space="4" w:color="E8A800"/>
-          <w:left w:val="single" w:sz="4" w:space="6" w:color="E8A800"/>
-          <w:bottom w:val="single" w:sz="4" w:space="4" w:color="E8A800"/>
-          <w:right w:val="single" w:sz="4" w:space="6" w:color="E8A800"/>
-        </w:pBdr>
-        <w:shd w:val="clear" w:color="auto" w:fill="E8A800"/>
-        <w:spacing w:before="200" w:after="120"/>
-        <w:ind w:left="68" w:right="68"/>
-      </w:pPr>
-      <w:r>
-        <w:rPr>
-          <w:rFonts w:ascii="Aptos Display" w:hAnsi="Aptos Display"/>
-          <w:b/>
-          <w:i w:val="0"/>
-          <w:color w:val="1A1A1A"/>
-          <w:sz w:val="27"/>
-        </w:rPr>
-        <w:t>5.  Talk It Out</w:t>
-      </w:r>
-    </w:p>
-    <w:p>
-      <w:pPr>
-        <w:keepNext/>
-        <w:spacing w:before="40" w:after="60"/>
-      </w:pPr>
-      <w:r>
-        <w:rPr>
-          <w:rFonts w:ascii="Aptos" w:hAnsi="Aptos"/>
-          <w:b/>
-          <w:i w:val="0"/>
-          <w:color w:val="E8A800"/>
-          <w:sz w:val="20"/>
-        </w:rPr>
-        <w:t xml:space="preserve">▶  </w:t>
-      </w:r>
-      <w:r>
-        <w:rPr>
-          <w:rFonts w:ascii="Aptos" w:hAnsi="Aptos"/>
-          <w:b/>
-          <w:i w:val="0"/>
-          <w:color w:val="E8A800"/>
-          <w:sz w:val="20"/>
-        </w:rPr>
-        <w:t>TALK IT OUT — DISCUSS WITH A PARTNER OR GROUP</w:t>
-      </w:r>
-    </w:p>
-    <w:p>
-      <w:pPr>
-        <w:spacing w:after="60"/>
-        <w:ind w:left="454" w:hanging="255"/>
-      </w:pPr>
-      <w:r>
-        <w:rPr>
-          <w:rFonts w:ascii="Aptos" w:hAnsi="Aptos"/>
-          <w:b/>
-          <w:i w:val="0"/>
-          <w:color w:val="E8A800"/>
-          <w:sz w:val="16"/>
-        </w:rPr>
-        <w:t xml:space="preserve">■  </w:t>
-      </w:r>
-      <w:r>
-        <w:rPr>
-          <w:rFonts w:ascii="Aptos" w:hAnsi="Aptos"/>
-          <w:b w:val="0"/>
-          <w:i w:val="0"/>
-          <w:color w:val="1A1A1A"/>
-          <w:sz w:val="20"/>
-        </w:rPr>
-        <w:t>Why do you think a small group of Maroons could hold off the British army for so long?</w:t>
-      </w:r>
-    </w:p>
-    <w:p>
-      <w:pPr>
-        <w:spacing w:after="60"/>
-        <w:ind w:left="454" w:hanging="255"/>
-      </w:pPr>
-      <w:r>
-        <w:rPr>
-          <w:rFonts w:ascii="Aptos" w:hAnsi="Aptos"/>
-          <w:b/>
-          <w:i w:val="0"/>
-          <w:color w:val="E8A800"/>
-          <w:sz w:val="16"/>
-        </w:rPr>
-        <w:t xml:space="preserve">■  </w:t>
-      </w:r>
-      <w:r>
-        <w:rPr>
-          <w:rFonts w:ascii="Aptos" w:hAnsi="Aptos"/>
-          <w:b w:val="0"/>
-          <w:i w:val="0"/>
-          <w:color w:val="1A1A1A"/>
-          <w:sz w:val="20"/>
-        </w:rPr>
-        <w:t>Why might history focus more on armies and governments than on people like the Maroons?</w:t>
-      </w:r>
-    </w:p>
-    <w:p>
-      <w:pPr>
-        <w:spacing w:after="60"/>
-        <w:ind w:left="454" w:hanging="255"/>
-      </w:pPr>
-      <w:r>
-        <w:rPr>
-          <w:rFonts w:ascii="Aptos" w:hAnsi="Aptos"/>
-          <w:b/>
-          <w:i w:val="0"/>
-          <w:color w:val="E8A800"/>
-          <w:sz w:val="16"/>
-        </w:rPr>
-        <w:t xml:space="preserve">■  </w:t>
-      </w:r>
-      <w:r>
-        <w:rPr>
-          <w:rFonts w:ascii="Aptos" w:hAnsi="Aptos"/>
-          <w:b w:val="0"/>
-          <w:i w:val="0"/>
-          <w:color w:val="1A1A1A"/>
-          <w:sz w:val="20"/>
-        </w:rPr>
-        <w:t>The Trelawny Maroons were promised safety and then sent away. What does that tell you about trust and power?</w:t>
-      </w:r>
-    </w:p>
-    <w:p>
-      <w:pPr>
-        <w:spacing w:after="0" w:line="120" w:lineRule="exact"/>
-      </w:pPr>
-      <w:r>
-        <w:rPr>
-          <w:sz w:val="4"/>
-        </w:rPr>
-      </w:r>
-    </w:p>
-    <w:tbl>
-      <w:tblPr>
-        <w:tblW w:type="auto" w:w="0"/>
-        <w:jc w:val="center"/>
-        <w:tblLayout w:type="fixed"/>
-        <w:tblLook w:firstColumn="1" w:firstRow="1" w:lastColumn="0" w:lastRow="0" w:noHBand="0" w:noVBand="1" w:val="04A0"/>
-      </w:tblPr>
-      <w:tblGrid>
-        <w:gridCol w:w="9242"/>
-      </w:tblGrid>
-      <w:tr>
-        <w:trPr>
-          <w:cantSplit/>
-        </w:trPr>
-        <w:tc>
-          <w:tcPr>
-            <w:tcW w:type="dxa" w:w="9241"/>
-            <w:tcBorders>
-              <w:top w:val="nil"/>
-              <w:left w:val="single" w:sz="36" w:space="0" w:color="CE1126"/>
-              <w:bottom w:val="nil"/>
-              <w:right w:val="nil"/>
-            </w:tcBorders>
-            <w:shd w:val="clear" w:color="auto" w:fill="FBE4E7"/>
-            <w:tcMar>
-              <w:top w:w="110" w:type="dxa"/>
-              <w:left w:w="220" w:type="dxa"/>
-              <w:bottom w:w="110" w:type="dxa"/>
-              <w:right w:w="180" w:type="dxa"/>
-            </w:tcMar>
-          </w:tcPr>
-          <w:p>
-            <w:pPr>
-              <w:spacing w:after="60"/>
-            </w:pPr>
-            <w:r>
-              <w:rPr>
-                <w:rFonts w:ascii="Aptos" w:hAnsi="Aptos"/>
-                <w:b/>
-                <w:i w:val="0"/>
-                <w:color w:val="CE1126"/>
-                <w:sz w:val="19"/>
-              </w:rPr>
-              <w:t>THE BIG QUESTION</w:t>
-            </w:r>
-          </w:p>
-          <w:p>
-            <w:pPr>
-              <w:spacing w:after="0"/>
-            </w:pPr>
-            <w:r>
-              <w:rPr>
-                <w:rFonts w:ascii="Aptos" w:hAnsi="Aptos"/>
-                <w:b w:val="0"/>
-                <w:i w:val="0"/>
-                <w:color w:val="1A1A1A"/>
-                <w:sz w:val="20"/>
-              </w:rPr>
-              <w:t>Survival or betrayal? By signing the treaties, the Maroons won freedom and land for their own people. But they also agreed to hand back others who escaped slavery and to help crush uprisings. Some people say they had no real choice and protected their communities. Others say they turned against people who were fighting for the same freedom.</w:t>
-            </w:r>
-          </w:p>
-        </w:tc>
-      </w:tr>
-    </w:tbl>
-    <w:p>
-      <w:pPr>
-        <w:spacing w:after="0" w:line="160" w:lineRule="exact"/>
-      </w:pPr>
-      <w:r>
-        <w:rPr>
-          <w:sz w:val="4"/>
-        </w:rPr>
-      </w:r>
-    </w:p>
-    <w:p>
-      <w:pPr>
-        <w:keepNext/>
-        <w:spacing w:before="0" w:after="0"/>
-      </w:pPr>
-      <w:r>
-        <w:rPr>
-          <w:rFonts w:ascii="Aptos" w:hAnsi="Aptos"/>
-          <w:b/>
-          <w:i w:val="0"/>
-          <w:color w:val="007A3D"/>
-          <w:sz w:val="21"/>
-        </w:rPr>
-        <w:t>What do you think, and why?</w:t>
+        <w:t>Because…</w:t>
       </w:r>
     </w:p>
     <w:tbl>
@@ -4231,14 +4092,14 @@
     <w:p>
       <w:pPr>
         <w:keepNext/>
-        <w:spacing w:before="40" w:after="60"/>
+        <w:spacing w:before="34" w:after="51"/>
       </w:pPr>
       <w:r>
         <w:rPr>
           <w:rFonts w:ascii="Aptos" w:hAnsi="Aptos"/>
           <w:b/>
           <w:i w:val="0"/>
-          <w:color w:val="CE1126"/>
+          <w:color w:val="007A3D"/>
           <w:sz w:val="20"/>
         </w:rPr>
         <w:t xml:space="preserve">▶  </w:t>
@@ -4248,239 +4109,26 @@
           <w:rFonts w:ascii="Aptos" w:hAnsi="Aptos"/>
           <w:b/>
           <w:i w:val="0"/>
-          <w:color w:val="CE1126"/>
-          <w:sz w:val="20"/>
-        </w:rPr>
-        <w:t>ROLE PLAY — IN PAIRS</w:t>
-      </w:r>
-    </w:p>
-    <w:tbl>
-      <w:tblPr>
-        <w:tblW w:type="auto" w:w="0"/>
-        <w:jc w:val="center"/>
-        <w:tblLayout w:type="fixed"/>
-        <w:tblLook w:firstColumn="1" w:firstRow="1" w:lastColumn="0" w:lastRow="0" w:noHBand="0" w:noVBand="1" w:val="04A0"/>
-      </w:tblPr>
-      <w:tblGrid>
-        <w:gridCol w:w="4621"/>
-        <w:gridCol w:w="4621"/>
-      </w:tblGrid>
-      <w:tr>
-        <w:trPr>
-          <w:cantSplit/>
-        </w:trPr>
-        <w:tc>
-          <w:tcPr>
-            <w:tcW w:type="dxa" w:w="9240"/>
-            <w:gridSpan w:val="2"/>
-            <w:tcBorders>
-              <w:top w:val="nil"/>
-              <w:left w:val="single" w:sz="36" w:space="0" w:color="CE1126"/>
-              <w:bottom w:val="nil"/>
-              <w:right w:val="nil"/>
-            </w:tcBorders>
-            <w:shd w:val="clear" w:color="auto" w:fill="FBE4E7"/>
-            <w:tcMar>
-              <w:top w:w="100" w:type="dxa"/>
-              <w:left w:w="200" w:type="dxa"/>
-              <w:bottom w:w="100" w:type="dxa"/>
-              <w:right w:w="160" w:type="dxa"/>
-            </w:tcMar>
-          </w:tcPr>
-          <w:p>
-            <w:pPr>
-              <w:keepNext/>
-              <w:spacing w:after="0"/>
-            </w:pPr>
-            <w:r>
-              <w:rPr>
-                <w:rFonts w:ascii="Aptos" w:hAnsi="Aptos"/>
-                <w:b/>
-                <w:i w:val="0"/>
-                <w:color w:val="CE1126"/>
-                <w:sz w:val="19"/>
-              </w:rPr>
-              <w:t xml:space="preserve">THE SCENE:  </w:t>
-            </w:r>
-            <w:r>
-              <w:rPr>
-                <w:rFonts w:ascii="Aptos" w:hAnsi="Aptos"/>
-                <w:b w:val="0"/>
-                <w:i w:val="0"/>
-                <w:color w:val="1A1A1A"/>
-                <w:sz w:val="20"/>
-              </w:rPr>
-              <w:t>The Cockpit Country, 1739. Cudjoe's council meets to decide whether to sign the British treaty.</w:t>
-            </w:r>
-          </w:p>
-        </w:tc>
-      </w:tr>
-      <w:tr>
-        <w:trPr>
-          <w:cantSplit/>
-        </w:trPr>
-        <w:tc>
-          <w:tcPr>
-            <w:tcW w:type="dxa" w:w="4620"/>
-            <w:tcBorders>
-              <w:top w:val="single" w:sz="12" w:space="0" w:color="FFFFFF"/>
-              <w:left w:val="single" w:sz="36" w:space="0" w:color="E8A800"/>
-              <w:bottom w:val="nil"/>
-              <w:right w:val="nil"/>
-            </w:tcBorders>
-            <w:shd w:val="clear" w:color="auto" w:fill="FFF3CC"/>
-            <w:tcMar>
-              <w:top w:w="100" w:type="dxa"/>
-              <w:left w:w="200" w:type="dxa"/>
-              <w:bottom w:w="100" w:type="dxa"/>
-              <w:right w:w="160" w:type="dxa"/>
-            </w:tcMar>
-          </w:tcPr>
-          <w:p>
-            <w:pPr>
-              <w:spacing w:after="40"/>
-            </w:pPr>
-            <w:r>
-              <w:rPr>
-                <w:rFonts w:ascii="Aptos" w:hAnsi="Aptos"/>
-                <w:b/>
-                <w:i w:val="0"/>
-                <w:color w:val="7A5800"/>
-                <w:sz w:val="19"/>
-              </w:rPr>
-              <w:t>PERSON A</w:t>
-            </w:r>
-          </w:p>
-          <w:p>
-            <w:pPr>
-              <w:spacing w:after="0"/>
-            </w:pPr>
-            <w:r>
-              <w:rPr>
-                <w:rFonts w:ascii="Aptos" w:hAnsi="Aptos"/>
-                <w:b w:val="0"/>
-                <w:i w:val="0"/>
-                <w:color w:val="1A1A1A"/>
-                <w:sz w:val="20"/>
-              </w:rPr>
-              <w:t>The elder: you have seen years of war. The treaty means freedom, land and peace for our children. Argue that we should sign.</w:t>
-            </w:r>
-          </w:p>
-        </w:tc>
-        <w:tc>
-          <w:tcPr>
-            <w:tcW w:type="dxa" w:w="4620"/>
-            <w:tcBorders>
-              <w:top w:val="single" w:sz="12" w:space="0" w:color="FFFFFF"/>
-              <w:left w:val="single" w:sz="36" w:space="0" w:color="007A3D"/>
-              <w:bottom w:val="nil"/>
-              <w:right w:val="nil"/>
-            </w:tcBorders>
-            <w:shd w:val="clear" w:color="auto" w:fill="DDF0E4"/>
-            <w:tcMar>
-              <w:top w:w="100" w:type="dxa"/>
-              <w:left w:w="200" w:type="dxa"/>
-              <w:bottom w:w="100" w:type="dxa"/>
-              <w:right w:w="160" w:type="dxa"/>
-            </w:tcMar>
-          </w:tcPr>
-          <w:p>
-            <w:pPr>
-              <w:spacing w:after="40"/>
-            </w:pPr>
-            <w:r>
-              <w:rPr>
-                <w:rFonts w:ascii="Aptos" w:hAnsi="Aptos"/>
-                <w:b/>
-                <w:i w:val="0"/>
-                <w:color w:val="007A3D"/>
-                <w:sz w:val="19"/>
-              </w:rPr>
-              <w:t>PERSON B</w:t>
-            </w:r>
-          </w:p>
-          <w:p>
-            <w:pPr>
-              <w:spacing w:after="0"/>
-            </w:pPr>
-            <w:r>
-              <w:rPr>
-                <w:rFonts w:ascii="Aptos" w:hAnsi="Aptos"/>
-                <w:b w:val="0"/>
-                <w:i w:val="0"/>
-                <w:color w:val="1A1A1A"/>
-                <w:sz w:val="20"/>
-              </w:rPr>
-              <w:t>The young fighter: you escaped slavery yourself. How can we promise to send others back? Argue that we should keep fighting.</w:t>
-            </w:r>
-          </w:p>
-        </w:tc>
-      </w:tr>
-    </w:tbl>
-    <w:p>
-      <w:pPr>
-        <w:keepNext/>
-        <w:pBdr>
-          <w:top w:val="single" w:sz="4" w:space="4" w:color="007A3D"/>
-          <w:left w:val="single" w:sz="4" w:space="6" w:color="007A3D"/>
-          <w:bottom w:val="single" w:sz="4" w:space="4" w:color="007A3D"/>
-          <w:right w:val="single" w:sz="4" w:space="6" w:color="007A3D"/>
-        </w:pBdr>
-        <w:shd w:val="clear" w:color="auto" w:fill="007A3D"/>
-        <w:spacing w:before="200" w:after="120"/>
-        <w:ind w:left="68" w:right="68"/>
-      </w:pPr>
-      <w:r>
-        <w:rPr>
-          <w:rFonts w:ascii="Aptos Display" w:hAnsi="Aptos Display"/>
-          <w:b/>
-          <w:i w:val="0"/>
-          <w:color w:val="FFFFFF"/>
-          <w:sz w:val="27"/>
-        </w:rPr>
-        <w:t>6.  Reflection &amp; Exit Ticket</w:t>
-      </w:r>
-    </w:p>
-    <w:p>
-      <w:pPr>
-        <w:keepNext/>
-        <w:spacing w:before="40" w:after="60"/>
-      </w:pPr>
-      <w:r>
-        <w:rPr>
-          <w:rFonts w:ascii="Aptos" w:hAnsi="Aptos"/>
-          <w:b/>
-          <w:i w:val="0"/>
           <w:color w:val="007A3D"/>
           <w:sz w:val="20"/>
         </w:rPr>
-        <w:t xml:space="preserve">▶  </w:t>
-      </w:r>
-      <w:r>
-        <w:rPr>
-          <w:rFonts w:ascii="Aptos" w:hAnsi="Aptos"/>
-          <w:b/>
-          <w:i w:val="0"/>
-          <w:color w:val="007A3D"/>
-          <w:sz w:val="20"/>
-        </w:rPr>
-        <w:t>WHERE DO YOU STAND? — CIRCLE A NUMBER</w:t>
+        <w:t>CONFIDENCE CHECK — CIRCLE ONE</w:t>
       </w:r>
     </w:p>
     <w:p>
       <w:pPr>
         <w:keepNext/>
-        <w:spacing w:before="0" w:after="80"/>
+        <w:spacing w:before="0" w:after="68"/>
       </w:pPr>
       <w:r>
         <w:rPr>
           <w:rFonts w:ascii="Aptos" w:hAnsi="Aptos"/>
           <w:b w:val="0"/>
-          <w:i/>
+          <w:i w:val="0"/>
           <w:color w:val="1A1A1A"/>
           <w:sz w:val="21"/>
         </w:rPr>
-        <w:t>“The Maroons were right to sign the peace treaties.”</w:t>
+        <w:t>How confident do I feel about today's topic?</w:t>
       </w:r>
     </w:p>
     <w:tbl>
@@ -4505,12 +4153,11 @@
           <w:tcPr>
             <w:tcW w:type="dxa" w:w="1848"/>
             <w:tcBorders>
-              <w:top w:val="single" w:sz="12" w:space="0" w:color="FFFFFF"/>
-              <w:left w:val="single" w:sz="12" w:space="0" w:color="FFFFFF"/>
-              <w:bottom w:val="single" w:sz="12" w:space="0" w:color="FFFFFF"/>
-              <w:right w:val="single" w:sz="12" w:space="0" w:color="FFFFFF"/>
-            </w:tcBorders>
-            <w:shd w:val="clear" w:color="auto" w:fill="FBE4E7"/>
+              <w:top w:val="single" w:sz="10" w:space="0" w:color="CE1126"/>
+              <w:left w:val="single" w:sz="10" w:space="0" w:color="CE1126"/>
+              <w:bottom w:val="single" w:sz="10" w:space="0" w:color="CE1126"/>
+              <w:right w:val="single" w:sz="10" w:space="0" w:color="CE1126"/>
+            </w:tcBorders>
             <w:tcMar>
               <w:top w:w="60" w:type="dxa"/>
               <w:left w:w="40" w:type="dxa"/>
@@ -4547,7 +4194,7 @@
                 <w:color w:val="5E5E5E"/>
                 <w:sz w:val="17"/>
               </w:rPr>
-              <w:t>Strongly disagree</w:t>
+              <w:t>Not at all</w:t>
             </w:r>
           </w:p>
         </w:tc>
@@ -4555,12 +4202,11 @@
           <w:tcPr>
             <w:tcW w:type="dxa" w:w="1848"/>
             <w:tcBorders>
-              <w:top w:val="single" w:sz="12" w:space="0" w:color="FFFFFF"/>
-              <w:left w:val="single" w:sz="12" w:space="0" w:color="FFFFFF"/>
-              <w:bottom w:val="single" w:sz="12" w:space="0" w:color="FFFFFF"/>
-              <w:right w:val="single" w:sz="12" w:space="0" w:color="FFFFFF"/>
-            </w:tcBorders>
-            <w:shd w:val="clear" w:color="auto" w:fill="FBE4E7"/>
+              <w:top w:val="single" w:sz="10" w:space="0" w:color="CE1126"/>
+              <w:left w:val="single" w:sz="10" w:space="0" w:color="CE1126"/>
+              <w:bottom w:val="single" w:sz="10" w:space="0" w:color="CE1126"/>
+              <w:right w:val="single" w:sz="10" w:space="0" w:color="CE1126"/>
+            </w:tcBorders>
             <w:tcMar>
               <w:top w:w="60" w:type="dxa"/>
               <w:left w:w="40" w:type="dxa"/>
@@ -4597,7 +4243,7 @@
                 <w:color w:val="5E5E5E"/>
                 <w:sz w:val="17"/>
               </w:rPr>
-              <w:t>Disagree</w:t>
+              <w:t>A little</w:t>
             </w:r>
           </w:p>
         </w:tc>
@@ -4605,12 +4251,11 @@
           <w:tcPr>
             <w:tcW w:type="dxa" w:w="1848"/>
             <w:tcBorders>
-              <w:top w:val="single" w:sz="12" w:space="0" w:color="FFFFFF"/>
-              <w:left w:val="single" w:sz="12" w:space="0" w:color="FFFFFF"/>
-              <w:bottom w:val="single" w:sz="12" w:space="0" w:color="FFFFFF"/>
-              <w:right w:val="single" w:sz="12" w:space="0" w:color="FFFFFF"/>
-            </w:tcBorders>
-            <w:shd w:val="clear" w:color="auto" w:fill="FFF3CC"/>
+              <w:top w:val="single" w:sz="10" w:space="0" w:color="E8A800"/>
+              <w:left w:val="single" w:sz="10" w:space="0" w:color="E8A800"/>
+              <w:bottom w:val="single" w:sz="10" w:space="0" w:color="E8A800"/>
+              <w:right w:val="single" w:sz="10" w:space="0" w:color="E8A800"/>
+            </w:tcBorders>
             <w:tcMar>
               <w:top w:w="60" w:type="dxa"/>
               <w:left w:w="40" w:type="dxa"/>
@@ -4647,7 +4292,7 @@
                 <w:color w:val="5E5E5E"/>
                 <w:sz w:val="17"/>
               </w:rPr>
-              <w:t>Not sure</w:t>
+              <w:t>Getting there</w:t>
             </w:r>
           </w:p>
         </w:tc>
@@ -4655,12 +4300,11 @@
           <w:tcPr>
             <w:tcW w:type="dxa" w:w="1848"/>
             <w:tcBorders>
-              <w:top w:val="single" w:sz="12" w:space="0" w:color="FFFFFF"/>
-              <w:left w:val="single" w:sz="12" w:space="0" w:color="FFFFFF"/>
-              <w:bottom w:val="single" w:sz="12" w:space="0" w:color="FFFFFF"/>
-              <w:right w:val="single" w:sz="12" w:space="0" w:color="FFFFFF"/>
-            </w:tcBorders>
-            <w:shd w:val="clear" w:color="auto" w:fill="DDF0E4"/>
+              <w:top w:val="single" w:sz="10" w:space="0" w:color="007A3D"/>
+              <w:left w:val="single" w:sz="10" w:space="0" w:color="007A3D"/>
+              <w:bottom w:val="single" w:sz="10" w:space="0" w:color="007A3D"/>
+              <w:right w:val="single" w:sz="10" w:space="0" w:color="007A3D"/>
+            </w:tcBorders>
             <w:tcMar>
               <w:top w:w="60" w:type="dxa"/>
               <w:left w:w="40" w:type="dxa"/>
@@ -4697,7 +4341,7 @@
                 <w:color w:val="5E5E5E"/>
                 <w:sz w:val="17"/>
               </w:rPr>
-              <w:t>Agree</w:t>
+              <w:t>Confident</w:t>
             </w:r>
           </w:p>
         </w:tc>
@@ -4705,12 +4349,11 @@
           <w:tcPr>
             <w:tcW w:type="dxa" w:w="1848"/>
             <w:tcBorders>
-              <w:top w:val="single" w:sz="12" w:space="0" w:color="FFFFFF"/>
-              <w:left w:val="single" w:sz="12" w:space="0" w:color="FFFFFF"/>
-              <w:bottom w:val="single" w:sz="12" w:space="0" w:color="FFFFFF"/>
-              <w:right w:val="single" w:sz="12" w:space="0" w:color="FFFFFF"/>
-            </w:tcBorders>
-            <w:shd w:val="clear" w:color="auto" w:fill="DDF0E4"/>
+              <w:top w:val="single" w:sz="10" w:space="0" w:color="007A3D"/>
+              <w:left w:val="single" w:sz="10" w:space="0" w:color="007A3D"/>
+              <w:bottom w:val="single" w:sz="10" w:space="0" w:color="007A3D"/>
+              <w:right w:val="single" w:sz="10" w:space="0" w:color="007A3D"/>
+            </w:tcBorders>
             <w:tcMar>
               <w:top w:w="60" w:type="dxa"/>
               <w:left w:w="40" w:type="dxa"/>
@@ -4747,7 +4390,7 @@
                 <w:color w:val="5E5E5E"/>
                 <w:sz w:val="17"/>
               </w:rPr>
-              <w:t>Strongly agree</w:t>
+              <w:t>Very confident</w:t>
             </w:r>
           </w:p>
         </w:tc>
@@ -4755,383 +4398,18 @@
     </w:tbl>
     <w:p>
       <w:pPr>
+        <w:spacing w:after="0" w:line="160" w:lineRule="exact"/>
+      </w:pPr>
+      <w:r>
+        <w:rPr>
+          <w:sz w:val="4"/>
+        </w:rPr>
+      </w:r>
+    </w:p>
+    <w:p>
+      <w:pPr>
         <w:keepNext/>
-        <w:spacing w:before="120" w:after="0"/>
-      </w:pPr>
-      <w:r>
-        <w:rPr>
-          <w:rFonts w:ascii="Aptos" w:hAnsi="Aptos"/>
-          <w:b/>
-          <w:i w:val="0"/>
-          <w:color w:val="007A3D"/>
-          <w:sz w:val="20"/>
-        </w:rPr>
-        <w:t>Because…</w:t>
-      </w:r>
-    </w:p>
-    <w:tbl>
-      <w:tblPr>
-        <w:tblW w:type="auto" w:w="0"/>
-        <w:jc w:val="center"/>
-        <w:tblLayout w:type="fixed"/>
-        <w:tblLook w:firstColumn="1" w:firstRow="1" w:lastColumn="0" w:lastRow="0" w:noHBand="0" w:noVBand="1" w:val="04A0"/>
-      </w:tblPr>
-      <w:tblGrid>
-        <w:gridCol w:w="9242"/>
-      </w:tblGrid>
-      <w:tr>
-        <w:trPr>
-          <w:trHeight w:val="442" w:hRule="exact"/>
-        </w:trPr>
-        <w:tc>
-          <w:tcPr>
-            <w:tcW w:type="dxa" w:w="9241"/>
-            <w:tcBorders>
-              <w:top w:val="nil"/>
-              <w:left w:val="nil"/>
-              <w:bottom w:val="single" w:sz="6" w:space="0" w:color="BDBDBD"/>
-              <w:right w:val="nil"/>
-            </w:tcBorders>
-          </w:tcPr>
-          <w:p>
-            <w:pPr>
-              <w:spacing w:after="0"/>
-            </w:pPr>
-          </w:p>
-        </w:tc>
-      </w:tr>
-    </w:tbl>
-    <w:p>
-      <w:pPr>
-        <w:spacing w:after="0" w:line="160" w:lineRule="exact"/>
-      </w:pPr>
-      <w:r>
-        <w:rPr>
-          <w:sz w:val="4"/>
-        </w:rPr>
-      </w:r>
-    </w:p>
-    <w:p>
-      <w:pPr>
-        <w:keepNext/>
-        <w:spacing w:before="40" w:after="60"/>
-      </w:pPr>
-      <w:r>
-        <w:rPr>
-          <w:rFonts w:ascii="Aptos" w:hAnsi="Aptos"/>
-          <w:b/>
-          <w:i w:val="0"/>
-          <w:color w:val="007A3D"/>
-          <w:sz w:val="20"/>
-        </w:rPr>
-        <w:t xml:space="preserve">▶  </w:t>
-      </w:r>
-      <w:r>
-        <w:rPr>
-          <w:rFonts w:ascii="Aptos" w:hAnsi="Aptos"/>
-          <w:b/>
-          <w:i w:val="0"/>
-          <w:color w:val="007A3D"/>
-          <w:sz w:val="20"/>
-        </w:rPr>
-        <w:t>CONFIDENCE CHECK — CIRCLE ONE</w:t>
-      </w:r>
-    </w:p>
-    <w:p>
-      <w:pPr>
-        <w:keepNext/>
-        <w:spacing w:before="0" w:after="80"/>
-      </w:pPr>
-      <w:r>
-        <w:rPr>
-          <w:rFonts w:ascii="Aptos" w:hAnsi="Aptos"/>
-          <w:b w:val="0"/>
-          <w:i w:val="0"/>
-          <w:color w:val="1A1A1A"/>
-          <w:sz w:val="21"/>
-        </w:rPr>
-        <w:t>How confident do I feel about today's topic?</w:t>
-      </w:r>
-    </w:p>
-    <w:tbl>
-      <w:tblPr>
-        <w:tblW w:type="auto" w:w="0"/>
-        <w:jc w:val="center"/>
-        <w:tblLayout w:type="fixed"/>
-        <w:tblLook w:firstColumn="1" w:firstRow="1" w:lastColumn="0" w:lastRow="0" w:noHBand="0" w:noVBand="1" w:val="04A0"/>
-      </w:tblPr>
-      <w:tblGrid>
-        <w:gridCol w:w="1848"/>
-        <w:gridCol w:w="1848"/>
-        <w:gridCol w:w="1848"/>
-        <w:gridCol w:w="1848"/>
-        <w:gridCol w:w="1848"/>
-      </w:tblGrid>
-      <w:tr>
-        <w:trPr>
-          <w:cantSplit/>
-        </w:trPr>
-        <w:tc>
-          <w:tcPr>
-            <w:tcW w:type="dxa" w:w="1848"/>
-            <w:tcBorders>
-              <w:top w:val="single" w:sz="10" w:space="0" w:color="CE1126"/>
-              <w:left w:val="single" w:sz="10" w:space="0" w:color="CE1126"/>
-              <w:bottom w:val="single" w:sz="10" w:space="0" w:color="CE1126"/>
-              <w:right w:val="single" w:sz="10" w:space="0" w:color="CE1126"/>
-            </w:tcBorders>
-            <w:tcMar>
-              <w:top w:w="60" w:type="dxa"/>
-              <w:left w:w="40" w:type="dxa"/>
-              <w:bottom w:w="60" w:type="dxa"/>
-              <w:right w:w="40" w:type="dxa"/>
-            </w:tcMar>
-          </w:tcPr>
-          <w:p>
-            <w:pPr>
-              <w:spacing w:after="0"/>
-              <w:jc w:val="center"/>
-            </w:pPr>
-            <w:r>
-              <w:rPr>
-                <w:rFonts w:ascii="Aptos" w:hAnsi="Aptos"/>
-                <w:b/>
-                <w:i w:val="0"/>
-                <w:color w:val="1A1A1A"/>
-                <w:sz w:val="26"/>
-              </w:rPr>
-              <w:t>1</w:t>
-            </w:r>
-          </w:p>
-          <w:p>
-            <w:pPr>
-              <w:spacing w:after="0"/>
-              <w:jc w:val="center"/>
-            </w:pPr>
-            <w:r>
-              <w:rPr>
-                <w:rFonts w:ascii="Aptos" w:hAnsi="Aptos"/>
-                <w:b w:val="0"/>
-                <w:i w:val="0"/>
-                <w:color w:val="5E5E5E"/>
-                <w:sz w:val="17"/>
-              </w:rPr>
-              <w:t>Not at all</w:t>
-            </w:r>
-          </w:p>
-        </w:tc>
-        <w:tc>
-          <w:tcPr>
-            <w:tcW w:type="dxa" w:w="1848"/>
-            <w:tcBorders>
-              <w:top w:val="single" w:sz="10" w:space="0" w:color="CE1126"/>
-              <w:left w:val="single" w:sz="10" w:space="0" w:color="CE1126"/>
-              <w:bottom w:val="single" w:sz="10" w:space="0" w:color="CE1126"/>
-              <w:right w:val="single" w:sz="10" w:space="0" w:color="CE1126"/>
-            </w:tcBorders>
-            <w:tcMar>
-              <w:top w:w="60" w:type="dxa"/>
-              <w:left w:w="40" w:type="dxa"/>
-              <w:bottom w:w="60" w:type="dxa"/>
-              <w:right w:w="40" w:type="dxa"/>
-            </w:tcMar>
-          </w:tcPr>
-          <w:p>
-            <w:pPr>
-              <w:spacing w:after="0"/>
-              <w:jc w:val="center"/>
-            </w:pPr>
-            <w:r>
-              <w:rPr>
-                <w:rFonts w:ascii="Aptos" w:hAnsi="Aptos"/>
-                <w:b/>
-                <w:i w:val="0"/>
-                <w:color w:val="1A1A1A"/>
-                <w:sz w:val="26"/>
-              </w:rPr>
-              <w:t>2</w:t>
-            </w:r>
-          </w:p>
-          <w:p>
-            <w:pPr>
-              <w:spacing w:after="0"/>
-              <w:jc w:val="center"/>
-            </w:pPr>
-            <w:r>
-              <w:rPr>
-                <w:rFonts w:ascii="Aptos" w:hAnsi="Aptos"/>
-                <w:b w:val="0"/>
-                <w:i w:val="0"/>
-                <w:color w:val="5E5E5E"/>
-                <w:sz w:val="17"/>
-              </w:rPr>
-              <w:t>A little</w:t>
-            </w:r>
-          </w:p>
-        </w:tc>
-        <w:tc>
-          <w:tcPr>
-            <w:tcW w:type="dxa" w:w="1848"/>
-            <w:tcBorders>
-              <w:top w:val="single" w:sz="10" w:space="0" w:color="E8A800"/>
-              <w:left w:val="single" w:sz="10" w:space="0" w:color="E8A800"/>
-              <w:bottom w:val="single" w:sz="10" w:space="0" w:color="E8A800"/>
-              <w:right w:val="single" w:sz="10" w:space="0" w:color="E8A800"/>
-            </w:tcBorders>
-            <w:tcMar>
-              <w:top w:w="60" w:type="dxa"/>
-              <w:left w:w="40" w:type="dxa"/>
-              <w:bottom w:w="60" w:type="dxa"/>
-              <w:right w:w="40" w:type="dxa"/>
-            </w:tcMar>
-          </w:tcPr>
-          <w:p>
-            <w:pPr>
-              <w:spacing w:after="0"/>
-              <w:jc w:val="center"/>
-            </w:pPr>
-            <w:r>
-              <w:rPr>
-                <w:rFonts w:ascii="Aptos" w:hAnsi="Aptos"/>
-                <w:b/>
-                <w:i w:val="0"/>
-                <w:color w:val="1A1A1A"/>
-                <w:sz w:val="26"/>
-              </w:rPr>
-              <w:t>3</w:t>
-            </w:r>
-          </w:p>
-          <w:p>
-            <w:pPr>
-              <w:spacing w:after="0"/>
-              <w:jc w:val="center"/>
-            </w:pPr>
-            <w:r>
-              <w:rPr>
-                <w:rFonts w:ascii="Aptos" w:hAnsi="Aptos"/>
-                <w:b w:val="0"/>
-                <w:i w:val="0"/>
-                <w:color w:val="5E5E5E"/>
-                <w:sz w:val="17"/>
-              </w:rPr>
-              <w:t>Getting there</w:t>
-            </w:r>
-          </w:p>
-        </w:tc>
-        <w:tc>
-          <w:tcPr>
-            <w:tcW w:type="dxa" w:w="1848"/>
-            <w:tcBorders>
-              <w:top w:val="single" w:sz="10" w:space="0" w:color="007A3D"/>
-              <w:left w:val="single" w:sz="10" w:space="0" w:color="007A3D"/>
-              <w:bottom w:val="single" w:sz="10" w:space="0" w:color="007A3D"/>
-              <w:right w:val="single" w:sz="10" w:space="0" w:color="007A3D"/>
-            </w:tcBorders>
-            <w:tcMar>
-              <w:top w:w="60" w:type="dxa"/>
-              <w:left w:w="40" w:type="dxa"/>
-              <w:bottom w:w="60" w:type="dxa"/>
-              <w:right w:w="40" w:type="dxa"/>
-            </w:tcMar>
-          </w:tcPr>
-          <w:p>
-            <w:pPr>
-              <w:spacing w:after="0"/>
-              <w:jc w:val="center"/>
-            </w:pPr>
-            <w:r>
-              <w:rPr>
-                <w:rFonts w:ascii="Aptos" w:hAnsi="Aptos"/>
-                <w:b/>
-                <w:i w:val="0"/>
-                <w:color w:val="1A1A1A"/>
-                <w:sz w:val="26"/>
-              </w:rPr>
-              <w:t>4</w:t>
-            </w:r>
-          </w:p>
-          <w:p>
-            <w:pPr>
-              <w:spacing w:after="0"/>
-              <w:jc w:val="center"/>
-            </w:pPr>
-            <w:r>
-              <w:rPr>
-                <w:rFonts w:ascii="Aptos" w:hAnsi="Aptos"/>
-                <w:b w:val="0"/>
-                <w:i w:val="0"/>
-                <w:color w:val="5E5E5E"/>
-                <w:sz w:val="17"/>
-              </w:rPr>
-              <w:t>Confident</w:t>
-            </w:r>
-          </w:p>
-        </w:tc>
-        <w:tc>
-          <w:tcPr>
-            <w:tcW w:type="dxa" w:w="1848"/>
-            <w:tcBorders>
-              <w:top w:val="single" w:sz="10" w:space="0" w:color="007A3D"/>
-              <w:left w:val="single" w:sz="10" w:space="0" w:color="007A3D"/>
-              <w:bottom w:val="single" w:sz="10" w:space="0" w:color="007A3D"/>
-              <w:right w:val="single" w:sz="10" w:space="0" w:color="007A3D"/>
-            </w:tcBorders>
-            <w:tcMar>
-              <w:top w:w="60" w:type="dxa"/>
-              <w:left w:w="40" w:type="dxa"/>
-              <w:bottom w:w="60" w:type="dxa"/>
-              <w:right w:w="40" w:type="dxa"/>
-            </w:tcMar>
-          </w:tcPr>
-          <w:p>
-            <w:pPr>
-              <w:spacing w:after="0"/>
-              <w:jc w:val="center"/>
-            </w:pPr>
-            <w:r>
-              <w:rPr>
-                <w:rFonts w:ascii="Aptos" w:hAnsi="Aptos"/>
-                <w:b/>
-                <w:i w:val="0"/>
-                <w:color w:val="1A1A1A"/>
-                <w:sz w:val="26"/>
-              </w:rPr>
-              <w:t>5</w:t>
-            </w:r>
-          </w:p>
-          <w:p>
-            <w:pPr>
-              <w:spacing w:after="0"/>
-              <w:jc w:val="center"/>
-            </w:pPr>
-            <w:r>
-              <w:rPr>
-                <w:rFonts w:ascii="Aptos" w:hAnsi="Aptos"/>
-                <w:b w:val="0"/>
-                <w:i w:val="0"/>
-                <w:color w:val="5E5E5E"/>
-                <w:sz w:val="17"/>
-              </w:rPr>
-              <w:t>Very confident</w:t>
-            </w:r>
-          </w:p>
-        </w:tc>
-      </w:tr>
-    </w:tbl>
-    <w:p>
-      <w:pPr>
-        <w:spacing w:after="0" w:line="160" w:lineRule="exact"/>
-      </w:pPr>
-      <w:r>
-        <w:rPr>
-          <w:sz w:val="4"/>
-        </w:rPr>
-      </w:r>
-    </w:p>
-    <w:p>
-      <w:pPr>
-        <w:keepNext/>
-        <w:spacing w:before="0" w:after="40"/>
+        <w:spacing w:before="0" w:after="34"/>
       </w:pPr>
       <w:r>
         <w:rPr>
